--- a/KMIP_PKCS11_Design_Document.docx
+++ b/KMIP_PKCS11_Design_Document.docx
@@ -40,7 +40,7 @@
         <w:rPr>
           <w:sz w:val="20"/>
         </w:rPr>
-        <w:t>Version 1.0  ·  June 14, 2026</w:t>
+        <w:t>Version 1.0  ·  August 10, 2026</w:t>
         <w:br/>
         <w:t>Classification: Internal</w:t>
       </w:r>
@@ -203,7 +203,7 @@
         <w:rPr>
           <w:sz w:val="20"/>
         </w:rPr>
-        <w:t xml:space="preserve">  10  Authentication Mechanisms</w:t>
+        <w:t xml:space="preserve">  10  Authentication &amp; Access Control</w:t>
       </w:r>
     </w:p>
     <w:p>
@@ -292,7 +292,7 @@
         <w:rPr>
           <w:sz w:val="20"/>
         </w:rPr>
-        <w:t>KMIP versions covered: 1.4 and 2.1 (with 3.0 PQC extensions noted).</w:t>
+        <w:t>KMIP version covered: 2.1 (OASIS, December 2020) — 41 of 53 operations implemented.</w:t>
       </w:r>
     </w:p>
     <w:p>
@@ -303,7 +303,7 @@
         <w:rPr>
           <w:sz w:val="20"/>
         </w:rPr>
-        <w:t>PKCS#11 (Cryptoki) version: 2.40 / 3.0.</w:t>
+        <w:t>PKCS#11 (Cryptoki) binding: python-pkcs11 0.9.5, tested against SoftHSM2.</w:t>
       </w:r>
     </w:p>
     <w:p>
@@ -314,7 +314,7 @@
         <w:rPr>
           <w:sz w:val="20"/>
         </w:rPr>
-        <w:t>Transport: TLS 1.3 over TCP (port 5696).</w:t>
+        <w:t>Transport: raw TCP on port 5696; TLS 1.3/mTLS supported but optional, not enforced by default.</w:t>
       </w:r>
     </w:p>
     <w:p>
@@ -325,7 +325,7 @@
         <w:rPr>
           <w:sz w:val="20"/>
         </w:rPr>
-        <w:t>Authentication: mTLS + KMIP credential (username/password, device credential).</w:t>
+        <w:t>Authentication: KMIP Credential (UsernameAndPassword, checked against the token PIN).</w:t>
       </w:r>
     </w:p>
     <w:p>
@@ -336,7 +336,18 @@
         <w:rPr>
           <w:sz w:val="20"/>
         </w:rPr>
-        <w:t>Managed objects: Symmetric Keys, Asymmetric Key Pairs, Certificates, Secret Data, Opaque Objects.</w:t>
+        <w:t>Access control: owner-only enforcement, an admin role, and delegated per-object grants (added after the initial design — see Section 10).</w:t>
+      </w:r>
+    </w:p>
+    <w:p>
+      <w:pPr>
+        <w:pStyle w:val="ListBullet"/>
+      </w:pPr>
+      <w:r>
+        <w:rPr>
+          <w:sz w:val="20"/>
+        </w:rPr>
+        <w:t>Managed objects: Symmetric Keys, Asymmetric Key Pairs, Certificates, Secret Data, Opaque Objects, Split Key parts.</w:t>
       </w:r>
     </w:p>
     <w:p/>
@@ -810,6 +821,17 @@
     <w:p/>
     <w:p>
       <w:r>
+        <w:rPr>
+          <w:b w:val="0"/>
+          <w:i/>
+          <w:sz w:val="18"/>
+        </w:rPr>
+        <w:t>As built, two details in this diagram are more specific than the generic boxes suggest: the PKCS#11 Shim wraps exactly one PKCS#11 session, shared by every connection thread and serialized behind a lock (Section 4, Section 13) rather than a session pool; and the Auth/ACL block is a two-stage check — Credential authentication against the token PIN, then per-operation authorization in lifecycle/access_control.py (Section 10).</w:t>
+      </w:r>
+    </w:p>
+    <w:p/>
+    <w:p>
+      <w:r>
         <w:br w:type="page"/>
       </w:r>
     </w:p>
@@ -913,7 +935,7 @@
           <w:i w:val="0"/>
           <w:sz w:val="20"/>
         </w:rPr>
-        <w:t>Validates mTLS client certificates and KMIP Credential structures (UsernamePassword, DeviceCredential, AttestationCredential). Maps identities to KMIP principals and enforces CryptographicUsageMask per operation.</w:t>
+        <w:t>Resolves identity from the KMIP Credential (UsernameAndPassword, checked against the token PIN — see Section 10); TLS client certificates are supported as an optional additional transport control but are not mapped to a separate principal today. Every operation against an existing object is then authorized by lifecycle/access_control.py in three tiers, checked in order: the admin role (unconditional), ownership (identity == owner_identity, recorded at create time), and delegated per-object grants (read or full, assigned independently of ownership). There is no KMIP wire operation for role/grant management — it's a server-admin surface against the metadata store directly.</w:t>
       </w:r>
     </w:p>
     <w:p/>
@@ -936,7 +958,7 @@
           <w:i w:val="0"/>
           <w:sz w:val="20"/>
         </w:rPr>
-        <w:t>Wraps the vendor PKCS#11 shared library. Manages slot/token enumeration, session pooling (C_OpenSession / C_CloseSession), login (C_Login), and provides a clean Go/Rust/C API to the layers above.</w:t>
+        <w:t>Wraps the PKCS#11 shared library via python-pkcs11. Owns exactly one PKCS#11 session, shared by every connection thread and serialized behind a threading.RLock — a session pool (one session per thread) was built and evaluated, and rejected: the python-pkcs11 binding in use calls C_Initialize(NULL), so the library's own thread-safety is never enabled, and concurrent access from separate sessions reproducibly corrupted operations or crashed the native extension in testing (Section 13). The shim also probes the token's actual supported mechanism list once at startup (supports_mechanism() / _require_mechanism()) and rejects an algorithm or mode the token doesn't implement before attempting the native call, rather than surfacing a raw PKCS#11 error.</w:t>
       </w:r>
     </w:p>
     <w:p/>
@@ -959,7 +981,7 @@
           <w:i w:val="0"/>
           <w:sz w:val="20"/>
         </w:rPr>
-        <w:t>Stores KMIP-specific attributes that PKCS#11 does not natively support: Unique Identifier (UUID), Activation Date, Deactivation Date, State, Name, Link, Application Specific Information, Revocation Reason, and PKCS#11 handle reference. SQLite for single-node; PostgreSQL for HA.</w:t>
+        <w:t>Stores KMIP-specific attributes that PKCS#11 does not natively support: Unique Identifier (UUID), Activation Date, Deactivation Date, State, Name, Link, Application Specific Information, Revocation Reason, owner identity, and PKCS#11 handle reference — plus, since the access-control work, identity role assignments and delegated object grants (Section 11). Implemented as a single SQLite database (WAL mode, connection-per-thread); there is no multi-node/HA backend today.</w:t>
       </w:r>
     </w:p>
     <w:p/>
@@ -987,7 +1009,7 @@
           <w:i w:val="0"/>
           <w:sz w:val="20"/>
         </w:rPr>
-        <w:t>The following table shows how each KMIP operation maps to one or more PKCS#11 Cryptoki function calls. Operations marked 'Metadata only' require no HSM call.</w:t>
+        <w:t>The following table shows how each of the 41 implemented KMIP operations maps to PKCS#11 Cryptoki calls (via python-pkcs11) and/or the metadata store. Operations marked 'Metadata only' require no HSM call at all — this is more common than the original design anticipated: state transitions in particular (Activate, Revoke, most of Archive/Recover) turned out not to need a corresponding PKCS#11 attribute change, since HSM-side usage restriction is enforced at the mechanism-dispatch layer (the capability-probed shim), not by flipping CKA_ENCRYPT/CKA_DECRYPT on the object.</w:t>
       </w:r>
     </w:p>
     <w:p/>
@@ -1024,7 +1046,7 @@
         </w:tc>
         <w:tc>
           <w:tcPr>
-            <w:tcW w:type="dxa" w:w="3402"/>
+            <w:tcW w:type="dxa" w:w="3685"/>
             <w:shd w:val="clear" w:color="auto" w:fill="1A5376"/>
           </w:tcPr>
           <w:p>
@@ -1043,7 +1065,7 @@
         </w:tc>
         <w:tc>
           <w:tcPr>
-            <w:tcW w:type="dxa" w:w="3969"/>
+            <w:tcW w:type="dxa" w:w="3685"/>
             <w:shd w:val="clear" w:color="auto" w:fill="1A5376"/>
           </w:tcPr>
           <w:p>
@@ -1078,7 +1100,7 @@
         </w:tc>
         <w:tc>
           <w:tcPr>
-            <w:tcW w:type="dxa" w:w="3402"/>
+            <w:tcW w:type="dxa" w:w="3685"/>
             <w:shd w:val="clear" w:color="auto" w:fill="EBF5FB"/>
           </w:tcPr>
           <w:p>
@@ -1092,7 +1114,7 @@
         </w:tc>
         <w:tc>
           <w:tcPr>
-            <w:tcW w:type="dxa" w:w="3969"/>
+            <w:tcW w:type="dxa" w:w="3685"/>
             <w:shd w:val="clear" w:color="auto" w:fill="EBF5FB"/>
           </w:tcPr>
           <w:p>
@@ -1116,13 +1138,13 @@
               <w:rPr>
                 <w:sz w:val="18"/>
               </w:rPr>
-              <w:t>Create Key Pair</w:t>
+              <w:t>CreateKeyPair</w:t>
             </w:r>
           </w:p>
         </w:tc>
         <w:tc>
           <w:tcPr>
-            <w:tcW w:type="dxa" w:w="3402"/>
+            <w:tcW w:type="dxa" w:w="3685"/>
             <w:shd w:val="clear" w:color="auto" w:fill="FFFFFF"/>
           </w:tcPr>
           <w:p>
@@ -1136,7 +1158,7 @@
         </w:tc>
         <w:tc>
           <w:tcPr>
-            <w:tcW w:type="dxa" w:w="3969"/>
+            <w:tcW w:type="dxa" w:w="3685"/>
             <w:shd w:val="clear" w:color="auto" w:fill="FFFFFF"/>
           </w:tcPr>
           <w:p>
@@ -1144,7 +1166,7 @@
               <w:rPr>
                 <w:sz w:val="18"/>
               </w:rPr>
-              <w:t>Two handles returned: hPub, hPriv</w:t>
+              <w:t>RSA/EC/DSA/DH; two UIDs returned</w:t>
             </w:r>
           </w:p>
         </w:tc>
@@ -1166,7 +1188,7 @@
         </w:tc>
         <w:tc>
           <w:tcPr>
-            <w:tcW w:type="dxa" w:w="3402"/>
+            <w:tcW w:type="dxa" w:w="3685"/>
             <w:shd w:val="clear" w:color="auto" w:fill="EBF5FB"/>
           </w:tcPr>
           <w:p>
@@ -1180,7 +1202,7 @@
         </w:tc>
         <w:tc>
           <w:tcPr>
-            <w:tcW w:type="dxa" w:w="3969"/>
+            <w:tcW w:type="dxa" w:w="3685"/>
             <w:shd w:val="clear" w:color="auto" w:fill="EBF5FB"/>
           </w:tcPr>
           <w:p>
@@ -1210,7 +1232,7 @@
         </w:tc>
         <w:tc>
           <w:tcPr>
-            <w:tcW w:type="dxa" w:w="3402"/>
+            <w:tcW w:type="dxa" w:w="3685"/>
             <w:shd w:val="clear" w:color="auto" w:fill="FFFFFF"/>
           </w:tcPr>
           <w:p>
@@ -1218,13 +1240,13 @@
               <w:rPr>
                 <w:sz w:val="18"/>
               </w:rPr>
-              <w:t>C_CreateObject / C_UnwrapKey</w:t>
+              <w:t>C_CreateObject, or C_UnwrapKey via wrap_key/unwrap_key</w:t>
             </w:r>
           </w:p>
         </w:tc>
         <w:tc>
           <w:tcPr>
-            <w:tcW w:type="dxa" w:w="3969"/>
+            <w:tcW w:type="dxa" w:w="3685"/>
             <w:shd w:val="clear" w:color="auto" w:fill="FFFFFF"/>
           </w:tcPr>
           <w:p>
@@ -1232,7 +1254,7 @@
               <w:rPr>
                 <w:sz w:val="18"/>
               </w:rPr>
-              <w:t>Optionally unwrap if wrapped</w:t>
+              <w:t>ReplaceExisting requires ownership of the existing UID</w:t>
             </w:r>
           </w:p>
         </w:tc>
@@ -1248,13 +1270,13 @@
               <w:rPr>
                 <w:sz w:val="18"/>
               </w:rPr>
-              <w:t>Get</w:t>
+              <w:t>Export (v2.0+)</w:t>
             </w:r>
           </w:p>
         </w:tc>
         <w:tc>
           <w:tcPr>
-            <w:tcW w:type="dxa" w:w="3402"/>
+            <w:tcW w:type="dxa" w:w="3685"/>
             <w:shd w:val="clear" w:color="auto" w:fill="EBF5FB"/>
           </w:tcPr>
           <w:p>
@@ -1262,13 +1284,13 @@
               <w:rPr>
                 <w:sz w:val="18"/>
               </w:rPr>
-              <w:t>C_GetAttributeValue(CKA_VALUE)</w:t>
+              <w:t>Same as Get (aliases it)</w:t>
             </w:r>
           </w:p>
         </w:tc>
         <w:tc>
           <w:tcPr>
-            <w:tcW w:type="dxa" w:w="3969"/>
+            <w:tcW w:type="dxa" w:w="3685"/>
             <w:shd w:val="clear" w:color="auto" w:fill="EBF5FB"/>
           </w:tcPr>
           <w:p>
@@ -1276,7 +1298,6 @@
               <w:rPr>
                 <w:sz w:val="18"/>
               </w:rPr>
-              <w:t>Only if CKA_EXTRACTABLE = TRUE</w:t>
             </w:r>
           </w:p>
         </w:tc>
@@ -1292,13 +1313,13 @@
               <w:rPr>
                 <w:sz w:val="18"/>
               </w:rPr>
-              <w:t>Export (v2.0+)</w:t>
+              <w:t>Get</w:t>
             </w:r>
           </w:p>
         </w:tc>
         <w:tc>
           <w:tcPr>
-            <w:tcW w:type="dxa" w:w="3402"/>
+            <w:tcW w:type="dxa" w:w="3685"/>
             <w:shd w:val="clear" w:color="auto" w:fill="FFFFFF"/>
           </w:tcPr>
           <w:p>
@@ -1306,13 +1327,13 @@
               <w:rPr>
                 <w:sz w:val="18"/>
               </w:rPr>
-              <w:t>C_WrapKey or C_GetAttributeValue</w:t>
+              <w:t>C_GetAttributeValue(CKA_VALUE), or C_WrapKey</w:t>
             </w:r>
           </w:p>
         </w:tc>
         <w:tc>
           <w:tcPr>
-            <w:tcW w:type="dxa" w:w="3969"/>
+            <w:tcW w:type="dxa" w:w="3685"/>
             <w:shd w:val="clear" w:color="auto" w:fill="FFFFFF"/>
           </w:tcPr>
           <w:p>
@@ -1320,7 +1341,7 @@
               <w:rPr>
                 <w:sz w:val="18"/>
               </w:rPr>
-              <w:t>Wrapping key UUID specified</w:t>
+              <w:t>Only if extractable; wrapping scoped to SymmetricKey</w:t>
             </w:r>
           </w:p>
         </w:tc>
@@ -1342,7 +1363,7 @@
         </w:tc>
         <w:tc>
           <w:tcPr>
-            <w:tcW w:type="dxa" w:w="3402"/>
+            <w:tcW w:type="dxa" w:w="3685"/>
             <w:shd w:val="clear" w:color="auto" w:fill="EBF5FB"/>
           </w:tcPr>
           <w:p>
@@ -1350,13 +1371,13 @@
               <w:rPr>
                 <w:sz w:val="18"/>
               </w:rPr>
-              <w:t>C_FindObjectsInit + C_FindObjects</w:t>
+              <w:t>Metadata only</w:t>
             </w:r>
           </w:p>
         </w:tc>
         <w:tc>
           <w:tcPr>
-            <w:tcW w:type="dxa" w:w="3969"/>
+            <w:tcW w:type="dxa" w:w="3685"/>
             <w:shd w:val="clear" w:color="auto" w:fill="EBF5FB"/>
           </w:tcPr>
           <w:p>
@@ -1364,7 +1385,7 @@
               <w:rPr>
                 <w:sz w:val="18"/>
               </w:rPr>
-              <w:t>Cross-reference with Metadata Store</w:t>
+              <w:t>Filtered by owner_identity — a non-admin caller cannot enumerate objects it doesn't own</w:t>
             </w:r>
           </w:p>
         </w:tc>
@@ -1386,7 +1407,7 @@
         </w:tc>
         <w:tc>
           <w:tcPr>
-            <w:tcW w:type="dxa" w:w="3402"/>
+            <w:tcW w:type="dxa" w:w="3685"/>
             <w:shd w:val="clear" w:color="auto" w:fill="FFFFFF"/>
           </w:tcPr>
           <w:p>
@@ -1400,7 +1421,7 @@
         </w:tc>
         <w:tc>
           <w:tcPr>
-            <w:tcW w:type="dxa" w:w="3969"/>
+            <w:tcW w:type="dxa" w:w="3685"/>
             <w:shd w:val="clear" w:color="auto" w:fill="FFFFFF"/>
           </w:tcPr>
           <w:p>
@@ -1430,7 +1451,7 @@
         </w:tc>
         <w:tc>
           <w:tcPr>
-            <w:tcW w:type="dxa" w:w="3402"/>
+            <w:tcW w:type="dxa" w:w="3685"/>
             <w:shd w:val="clear" w:color="auto" w:fill="EBF5FB"/>
           </w:tcPr>
           <w:p>
@@ -1444,7 +1465,7 @@
         </w:tc>
         <w:tc>
           <w:tcPr>
-            <w:tcW w:type="dxa" w:w="3969"/>
+            <w:tcW w:type="dxa" w:w="3685"/>
             <w:shd w:val="clear" w:color="auto" w:fill="EBF5FB"/>
           </w:tcPr>
           <w:p>
@@ -1452,7 +1473,7 @@
               <w:rPr>
                 <w:sz w:val="18"/>
               </w:rPr>
-              <w:t>State → Active; no HSM call needed</w:t>
+              <w:t>State → Active</w:t>
             </w:r>
           </w:p>
         </w:tc>
@@ -1468,13 +1489,13 @@
               <w:rPr>
                 <w:sz w:val="18"/>
               </w:rPr>
-              <w:t>Revoke (deactivate)</w:t>
+              <w:t>Revoke</w:t>
             </w:r>
           </w:p>
         </w:tc>
         <w:tc>
           <w:tcPr>
-            <w:tcW w:type="dxa" w:w="3402"/>
+            <w:tcW w:type="dxa" w:w="3685"/>
             <w:shd w:val="clear" w:color="auto" w:fill="FFFFFF"/>
           </w:tcPr>
           <w:p>
@@ -1482,13 +1503,13 @@
               <w:rPr>
                 <w:sz w:val="18"/>
               </w:rPr>
-              <w:t>C_SetAttributeValue(CKA_ENCRYPT=F)</w:t>
+              <w:t>Metadata only</w:t>
             </w:r>
           </w:p>
         </w:tc>
         <w:tc>
           <w:tcPr>
-            <w:tcW w:type="dxa" w:w="3969"/>
+            <w:tcW w:type="dxa" w:w="3685"/>
             <w:shd w:val="clear" w:color="auto" w:fill="FFFFFF"/>
           </w:tcPr>
           <w:p>
@@ -1496,7 +1517,7 @@
               <w:rPr>
                 <w:sz w:val="18"/>
               </w:rPr>
-              <w:t>Restrict usage on HSM</w:t>
+              <w:t>State → Deactivated/Compromised per reason code; no PKCS#11 call</w:t>
             </w:r>
           </w:p>
         </w:tc>
@@ -1512,13 +1533,13 @@
               <w:rPr>
                 <w:sz w:val="18"/>
               </w:rPr>
-              <w:t>Revoke (compromise)</w:t>
+              <w:t>Archive / Recover</w:t>
             </w:r>
           </w:p>
         </w:tc>
         <w:tc>
           <w:tcPr>
-            <w:tcW w:type="dxa" w:w="3402"/>
+            <w:tcW w:type="dxa" w:w="3685"/>
             <w:shd w:val="clear" w:color="auto" w:fill="EBF5FB"/>
           </w:tcPr>
           <w:p>
@@ -1526,13 +1547,13 @@
               <w:rPr>
                 <w:sz w:val="18"/>
               </w:rPr>
-              <w:t>C_SetAttributeValue + C_DestroyObject</w:t>
+              <w:t>Metadata only</w:t>
             </w:r>
           </w:p>
         </w:tc>
         <w:tc>
           <w:tcPr>
-            <w:tcW w:type="dxa" w:w="3969"/>
+            <w:tcW w:type="dxa" w:w="3685"/>
             <w:shd w:val="clear" w:color="auto" w:fill="EBF5FB"/>
           </w:tcPr>
           <w:p>
@@ -1540,7 +1561,7 @@
               <w:rPr>
                 <w:sz w:val="18"/>
               </w:rPr>
-              <w:t>Compromise + optional destroy</w:t>
+              <w:t>Orthogonal to State; blocks all ops but metadata reads until Recovered</w:t>
             </w:r>
           </w:p>
         </w:tc>
@@ -1556,13 +1577,13 @@
               <w:rPr>
                 <w:sz w:val="18"/>
               </w:rPr>
-              <w:t>Encrypt</w:t>
+              <w:t>Check</w:t>
             </w:r>
           </w:p>
         </w:tc>
         <w:tc>
           <w:tcPr>
-            <w:tcW w:type="dxa" w:w="3402"/>
+            <w:tcW w:type="dxa" w:w="3685"/>
             <w:shd w:val="clear" w:color="auto" w:fill="FFFFFF"/>
           </w:tcPr>
           <w:p>
@@ -1570,13 +1591,13 @@
               <w:rPr>
                 <w:sz w:val="18"/>
               </w:rPr>
-              <w:t>C_EncryptInit + C_Encrypt</w:t>
+              <w:t>Metadata only</w:t>
             </w:r>
           </w:p>
         </w:tc>
         <w:tc>
           <w:tcPr>
-            <w:tcW w:type="dxa" w:w="3969"/>
+            <w:tcW w:type="dxa" w:w="3685"/>
             <w:shd w:val="clear" w:color="auto" w:fill="FFFFFF"/>
           </w:tcPr>
           <w:p>
@@ -1584,7 +1605,7 @@
               <w:rPr>
                 <w:sz w:val="18"/>
               </w:rPr>
-              <w:t>IV/AAD passed in KMIP request</w:t>
+              <w:t>Reports which requested constraints (usage mask, state, usage limit) fail, without mutating</w:t>
             </w:r>
           </w:p>
         </w:tc>
@@ -1600,13 +1621,13 @@
               <w:rPr>
                 <w:sz w:val="18"/>
               </w:rPr>
-              <w:t>Decrypt</w:t>
+              <w:t>ReKey / ReKeyKeyPair</w:t>
             </w:r>
           </w:p>
         </w:tc>
         <w:tc>
           <w:tcPr>
-            <w:tcW w:type="dxa" w:w="3402"/>
+            <w:tcW w:type="dxa" w:w="3685"/>
             <w:shd w:val="clear" w:color="auto" w:fill="EBF5FB"/>
           </w:tcPr>
           <w:p>
@@ -1614,13 +1635,13 @@
               <w:rPr>
                 <w:sz w:val="18"/>
               </w:rPr>
-              <w:t>C_DecryptInit + C_Decrypt</w:t>
+              <w:t>C_GenerateKey / C_GenerateKeyPair</w:t>
             </w:r>
           </w:p>
         </w:tc>
         <w:tc>
           <w:tcPr>
-            <w:tcW w:type="dxa" w:w="3969"/>
+            <w:tcW w:type="dxa" w:w="3685"/>
             <w:shd w:val="clear" w:color="auto" w:fill="EBF5FB"/>
           </w:tcPr>
           <w:p>
@@ -1628,7 +1649,7 @@
               <w:rPr>
                 <w:sz w:val="18"/>
               </w:rPr>
-              <w:t>Tag verified for AEAD modes</w:t>
+              <w:t>New object(s), cross-linked to the old via Link attributes</w:t>
             </w:r>
           </w:p>
         </w:tc>
@@ -1644,13 +1665,13 @@
               <w:rPr>
                 <w:sz w:val="18"/>
               </w:rPr>
-              <w:t>Sign</w:t>
+              <w:t>Certify / ReCertify</w:t>
             </w:r>
           </w:p>
         </w:tc>
         <w:tc>
           <w:tcPr>
-            <w:tcW w:type="dxa" w:w="3402"/>
+            <w:tcW w:type="dxa" w:w="3685"/>
             <w:shd w:val="clear" w:color="auto" w:fill="FFFFFF"/>
           </w:tcPr>
           <w:p>
@@ -1658,13 +1679,13 @@
               <w:rPr>
                 <w:sz w:val="18"/>
               </w:rPr>
-              <w:t>C_SignInit + C_Sign</w:t>
+              <w:t>C_Sign (self-signed X.509, built with asn1crypto)</w:t>
             </w:r>
           </w:p>
         </w:tc>
         <w:tc>
           <w:tcPr>
-            <w:tcW w:type="dxa" w:w="3969"/>
+            <w:tcW w:type="dxa" w:w="3685"/>
             <w:shd w:val="clear" w:color="auto" w:fill="FFFFFF"/>
           </w:tcPr>
           <w:p>
@@ -1672,7 +1693,7 @@
               <w:rPr>
                 <w:sz w:val="18"/>
               </w:rPr>
-              <w:t>Mechanism = CKM_RSA_PKCS, CKM_ECDSA…</w:t>
+              <w:t>RSA only</w:t>
             </w:r>
           </w:p>
         </w:tc>
@@ -1688,13 +1709,13 @@
               <w:rPr>
                 <w:sz w:val="18"/>
               </w:rPr>
-              <w:t>Signature Verify</w:t>
+              <w:t>CreateSplitKey / JoinSplitKey</w:t>
             </w:r>
           </w:p>
         </w:tc>
         <w:tc>
           <w:tcPr>
-            <w:tcW w:type="dxa" w:w="3402"/>
+            <w:tcW w:type="dxa" w:w="3685"/>
             <w:shd w:val="clear" w:color="auto" w:fill="EBF5FB"/>
           </w:tcPr>
           <w:p>
@@ -1702,13 +1723,13 @@
               <w:rPr>
                 <w:sz w:val="18"/>
               </w:rPr>
-              <w:t>C_VerifyInit + C_Verify</w:t>
+              <w:t>C_GenerateRandom, or none</w:t>
             </w:r>
           </w:p>
         </w:tc>
         <w:tc>
           <w:tcPr>
-            <w:tcW w:type="dxa" w:w="3969"/>
+            <w:tcW w:type="dxa" w:w="3685"/>
             <w:shd w:val="clear" w:color="auto" w:fill="EBF5FB"/>
           </w:tcPr>
           <w:p>
@@ -1716,6 +1737,7 @@
               <w:rPr>
                 <w:sz w:val="18"/>
               </w:rPr>
+              <w:t>XOR N-of-N sharing only; no threshold (k-of-n) scheme</w:t>
             </w:r>
           </w:p>
         </w:tc>
@@ -1731,13 +1753,13 @@
               <w:rPr>
                 <w:sz w:val="18"/>
               </w:rPr>
-              <w:t>MAC</w:t>
+              <w:t>Encrypt / Decrypt</w:t>
             </w:r>
           </w:p>
         </w:tc>
         <w:tc>
           <w:tcPr>
-            <w:tcW w:type="dxa" w:w="3402"/>
+            <w:tcW w:type="dxa" w:w="3685"/>
             <w:shd w:val="clear" w:color="auto" w:fill="FFFFFF"/>
           </w:tcPr>
           <w:p>
@@ -1745,13 +1767,13 @@
               <w:rPr>
                 <w:sz w:val="18"/>
               </w:rPr>
-              <w:t>C_SignInit (HMAC mechanism)</w:t>
+              <w:t>C_EncryptInit/C_Encrypt, C_DecryptInit/C_Decrypt</w:t>
             </w:r>
           </w:p>
         </w:tc>
         <w:tc>
           <w:tcPr>
-            <w:tcW w:type="dxa" w:w="3969"/>
+            <w:tcW w:type="dxa" w:w="3685"/>
             <w:shd w:val="clear" w:color="auto" w:fill="FFFFFF"/>
           </w:tcPr>
           <w:p>
@@ -1759,7 +1781,7 @@
               <w:rPr>
                 <w:sz w:val="18"/>
               </w:rPr>
-              <w:t>CKM_SHA256_HMAC etc.</w:t>
+              <w:t>Mode gated by the capability probe first</w:t>
             </w:r>
           </w:p>
         </w:tc>
@@ -1775,13 +1797,13 @@
               <w:rPr>
                 <w:sz w:val="18"/>
               </w:rPr>
-              <w:t>MAC Verify</w:t>
+              <w:t>Sign / SignatureVerify</w:t>
             </w:r>
           </w:p>
         </w:tc>
         <w:tc>
           <w:tcPr>
-            <w:tcW w:type="dxa" w:w="3402"/>
+            <w:tcW w:type="dxa" w:w="3685"/>
             <w:shd w:val="clear" w:color="auto" w:fill="EBF5FB"/>
           </w:tcPr>
           <w:p>
@@ -1789,13 +1811,13 @@
               <w:rPr>
                 <w:sz w:val="18"/>
               </w:rPr>
-              <w:t>C_VerifyInit (HMAC mechanism)</w:t>
+              <w:t>C_SignInit + C_Sign / C_VerifyInit + C_Verify</w:t>
             </w:r>
           </w:p>
         </w:tc>
         <w:tc>
           <w:tcPr>
-            <w:tcW w:type="dxa" w:w="3969"/>
+            <w:tcW w:type="dxa" w:w="3685"/>
             <w:shd w:val="clear" w:color="auto" w:fill="EBF5FB"/>
           </w:tcPr>
           <w:p>
@@ -1803,6 +1825,7 @@
               <w:rPr>
                 <w:sz w:val="18"/>
               </w:rPr>
+              <w:t>Mechanism = CKM_RSA_PKCS, CKM_ECDSA_*, CKM_DSA_*</w:t>
             </w:r>
           </w:p>
         </w:tc>
@@ -1818,13 +1841,13 @@
               <w:rPr>
                 <w:sz w:val="18"/>
               </w:rPr>
-              <w:t>Derive Key</w:t>
+              <w:t>MAC / MACVerify</w:t>
             </w:r>
           </w:p>
         </w:tc>
         <w:tc>
           <w:tcPr>
-            <w:tcW w:type="dxa" w:w="3402"/>
+            <w:tcW w:type="dxa" w:w="3685"/>
             <w:shd w:val="clear" w:color="auto" w:fill="FFFFFF"/>
           </w:tcPr>
           <w:p>
@@ -1832,13 +1855,13 @@
               <w:rPr>
                 <w:sz w:val="18"/>
               </w:rPr>
-              <w:t>C_DeriveKey</w:t>
+              <w:t>C_SignInit / C_VerifyInit (HMAC mechanism)</w:t>
             </w:r>
           </w:p>
         </w:tc>
         <w:tc>
           <w:tcPr>
-            <w:tcW w:type="dxa" w:w="3969"/>
+            <w:tcW w:type="dxa" w:w="3685"/>
             <w:shd w:val="clear" w:color="auto" w:fill="FFFFFF"/>
           </w:tcPr>
           <w:p>
@@ -1846,7 +1869,7 @@
               <w:rPr>
                 <w:sz w:val="18"/>
               </w:rPr>
-              <w:t>ECDH, HKDF mechanisms</w:t>
+              <w:t>CKM_SHA256_HMAC etc.; SHA-3 HMAC wired but token-gated</w:t>
             </w:r>
           </w:p>
         </w:tc>
@@ -1862,13 +1885,13 @@
               <w:rPr>
                 <w:sz w:val="18"/>
               </w:rPr>
-              <w:t>Re-key</w:t>
+              <w:t>Hash</w:t>
             </w:r>
           </w:p>
         </w:tc>
         <w:tc>
           <w:tcPr>
-            <w:tcW w:type="dxa" w:w="3402"/>
+            <w:tcW w:type="dxa" w:w="3685"/>
             <w:shd w:val="clear" w:color="auto" w:fill="EBF5FB"/>
           </w:tcPr>
           <w:p>
@@ -1876,13 +1899,13 @@
               <w:rPr>
                 <w:sz w:val="18"/>
               </w:rPr>
-              <w:t>C_GenerateKey + C_DestroyObject (old)</w:t>
+              <w:t>C_DigestInit + C_Digest</w:t>
             </w:r>
           </w:p>
         </w:tc>
         <w:tc>
           <w:tcPr>
-            <w:tcW w:type="dxa" w:w="3969"/>
+            <w:tcW w:type="dxa" w:w="3685"/>
             <w:shd w:val="clear" w:color="auto" w:fill="EBF5FB"/>
           </w:tcPr>
           <w:p>
@@ -1890,7 +1913,7 @@
               <w:rPr>
                 <w:sz w:val="18"/>
               </w:rPr>
-              <w:t>New UUID linked to old</w:t>
+              <w:t>No key involved</w:t>
             </w:r>
           </w:p>
         </w:tc>
@@ -1906,13 +1929,13 @@
               <w:rPr>
                 <w:sz w:val="18"/>
               </w:rPr>
-              <w:t>Get Attributes</w:t>
+              <w:t>Validate</w:t>
             </w:r>
           </w:p>
         </w:tc>
         <w:tc>
           <w:tcPr>
-            <w:tcW w:type="dxa" w:w="3402"/>
+            <w:tcW w:type="dxa" w:w="3685"/>
             <w:shd w:val="clear" w:color="auto" w:fill="FFFFFF"/>
           </w:tcPr>
           <w:p>
@@ -1920,13 +1943,13 @@
               <w:rPr>
                 <w:sz w:val="18"/>
               </w:rPr>
-              <w:t>C_GetAttributeValue</w:t>
+              <w:t>C_VerifyInit + C_Verify (ephemeral imported issuer key)</w:t>
             </w:r>
           </w:p>
         </w:tc>
         <w:tc>
           <w:tcPr>
-            <w:tcW w:type="dxa" w:w="3969"/>
+            <w:tcW w:type="dxa" w:w="3685"/>
             <w:shd w:val="clear" w:color="auto" w:fill="FFFFFF"/>
           </w:tcPr>
           <w:p>
@@ -1934,7 +1957,7 @@
               <w:rPr>
                 <w:sz w:val="18"/>
               </w:rPr>
-              <w:t>Merge with Metadata Store</w:t>
+              <w:t>RSA-signed certificate chains only</w:t>
             </w:r>
           </w:p>
         </w:tc>
@@ -1950,13 +1973,13 @@
               <w:rPr>
                 <w:sz w:val="18"/>
               </w:rPr>
-              <w:t>Set Attribute</w:t>
+              <w:t>DeriveKey</w:t>
             </w:r>
           </w:p>
         </w:tc>
         <w:tc>
           <w:tcPr>
-            <w:tcW w:type="dxa" w:w="3402"/>
+            <w:tcW w:type="dxa" w:w="3685"/>
             <w:shd w:val="clear" w:color="auto" w:fill="EBF5FB"/>
           </w:tcPr>
           <w:p>
@@ -1964,13 +1987,13 @@
               <w:rPr>
                 <w:sz w:val="18"/>
               </w:rPr>
-              <w:t>C_SetAttributeValue</w:t>
+              <w:t>C_DeriveKey</w:t>
             </w:r>
           </w:p>
         </w:tc>
         <w:tc>
           <w:tcPr>
-            <w:tcW w:type="dxa" w:w="3969"/>
+            <w:tcW w:type="dxa" w:w="3685"/>
             <w:shd w:val="clear" w:color="auto" w:fill="EBF5FB"/>
           </w:tcPr>
           <w:p>
@@ -1978,7 +2001,7 @@
               <w:rPr>
                 <w:sz w:val="18"/>
               </w:rPr>
-              <w:t>For mutable PKCS#11 attrs only</w:t>
+              <w:t>DH/ECDH key agreement only</w:t>
             </w:r>
           </w:p>
         </w:tc>
@@ -1994,13 +2017,13 @@
               <w:rPr>
                 <w:sz w:val="18"/>
               </w:rPr>
-              <w:t>Query</w:t>
+              <w:t>GetAttributes / GetAttributeList</w:t>
             </w:r>
           </w:p>
         </w:tc>
         <w:tc>
           <w:tcPr>
-            <w:tcW w:type="dxa" w:w="3402"/>
+            <w:tcW w:type="dxa" w:w="3685"/>
             <w:shd w:val="clear" w:color="auto" w:fill="FFFFFF"/>
           </w:tcPr>
           <w:p>
@@ -2008,13 +2031,13 @@
               <w:rPr>
                 <w:sz w:val="18"/>
               </w:rPr>
-              <w:t>C_GetInfo + C_GetMechanismList</w:t>
+              <w:t>Metadata only</w:t>
             </w:r>
           </w:p>
         </w:tc>
         <w:tc>
           <w:tcPr>
-            <w:tcW w:type="dxa" w:w="3969"/>
+            <w:tcW w:type="dxa" w:w="3685"/>
             <w:shd w:val="clear" w:color="auto" w:fill="FFFFFF"/>
           </w:tcPr>
           <w:p>
@@ -2022,7 +2045,6 @@
               <w:rPr>
                 <w:sz w:val="18"/>
               </w:rPr>
-              <w:t>Capabilities discovery</w:t>
             </w:r>
           </w:p>
         </w:tc>
@@ -2038,13 +2060,13 @@
               <w:rPr>
                 <w:sz w:val="18"/>
               </w:rPr>
-              <w:t>Discover Versions</w:t>
+              <w:t>AddAttribute / ModifyAttribute / DeleteAttribute / SetAttribute / AdjustAttribute</w:t>
             </w:r>
           </w:p>
         </w:tc>
         <w:tc>
           <w:tcPr>
-            <w:tcW w:type="dxa" w:w="3402"/>
+            <w:tcW w:type="dxa" w:w="3685"/>
             <w:shd w:val="clear" w:color="auto" w:fill="EBF5FB"/>
           </w:tcPr>
           <w:p>
@@ -2058,7 +2080,7 @@
         </w:tc>
         <w:tc>
           <w:tcPr>
-            <w:tcW w:type="dxa" w:w="3969"/>
+            <w:tcW w:type="dxa" w:w="3685"/>
             <w:shd w:val="clear" w:color="auto" w:fill="EBF5FB"/>
           </w:tcPr>
           <w:p>
@@ -2066,7 +2088,7 @@
               <w:rPr>
                 <w:sz w:val="18"/>
               </w:rPr>
-              <w:t>Returns supported KMIP versions</w:t>
+              <w:t>AdjustAttribute does atomic increment/decrement/set on numeric attrs</w:t>
             </w:r>
           </w:p>
         </w:tc>
@@ -2082,13 +2104,13 @@
               <w:rPr>
                 <w:sz w:val="18"/>
               </w:rPr>
-              <w:t>RNG Retrieve</w:t>
+              <w:t>ObtainLease / GetUsageAllocation</w:t>
             </w:r>
           </w:p>
         </w:tc>
         <w:tc>
           <w:tcPr>
-            <w:tcW w:type="dxa" w:w="3402"/>
+            <w:tcW w:type="dxa" w:w="3685"/>
             <w:shd w:val="clear" w:color="auto" w:fill="FFFFFF"/>
           </w:tcPr>
           <w:p>
@@ -2096,13 +2118,13 @@
               <w:rPr>
                 <w:sz w:val="18"/>
               </w:rPr>
-              <w:t>C_GenerateRandom</w:t>
+              <w:t>Metadata only</w:t>
             </w:r>
           </w:p>
         </w:tc>
         <w:tc>
           <w:tcPr>
-            <w:tcW w:type="dxa" w:w="3969"/>
+            <w:tcW w:type="dxa" w:w="3685"/>
             <w:shd w:val="clear" w:color="auto" w:fill="FFFFFF"/>
           </w:tcPr>
           <w:p>
@@ -2110,7 +2132,7 @@
               <w:rPr>
                 <w:sz w:val="18"/>
               </w:rPr>
-              <w:t>HSM TRNG output</w:t>
+              <w:t>Lease has no client-tracked expiry enforcement; usage allocation atomically decrements a counter attribute</w:t>
             </w:r>
           </w:p>
         </w:tc>
@@ -2126,13 +2148,13 @@
               <w:rPr>
                 <w:sz w:val="18"/>
               </w:rPr>
-              <w:t>RNG Seed</w:t>
+              <w:t>Query / DiscoverVersions</w:t>
             </w:r>
           </w:p>
         </w:tc>
         <w:tc>
           <w:tcPr>
-            <w:tcW w:type="dxa" w:w="3402"/>
+            <w:tcW w:type="dxa" w:w="3685"/>
             <w:shd w:val="clear" w:color="auto" w:fill="EBF5FB"/>
           </w:tcPr>
           <w:p>
@@ -2140,13 +2162,13 @@
               <w:rPr>
                 <w:sz w:val="18"/>
               </w:rPr>
-              <w:t>C_SeedRandom</w:t>
+              <w:t>C_GetMechanismList (for Query's capability probe)</w:t>
             </w:r>
           </w:p>
         </w:tc>
         <w:tc>
           <w:tcPr>
-            <w:tcW w:type="dxa" w:w="3969"/>
+            <w:tcW w:type="dxa" w:w="3685"/>
             <w:shd w:val="clear" w:color="auto" w:fill="EBF5FB"/>
           </w:tcPr>
           <w:p>
@@ -2154,7 +2176,50 @@
               <w:rPr>
                 <w:sz w:val="18"/>
               </w:rPr>
-              <w:t>Optional on HSMs</w:t>
+              <w:t>Advertises 3 of 12 QueryFunction values</w:t>
+            </w:r>
+          </w:p>
+        </w:tc>
+      </w:tr>
+      <w:tr>
+        <w:tc>
+          <w:tcPr>
+            <w:tcW w:type="dxa" w:w="2835"/>
+            <w:shd w:val="clear" w:color="auto" w:fill="FFFFFF"/>
+          </w:tcPr>
+          <w:p>
+            <w:r>
+              <w:rPr>
+                <w:sz w:val="18"/>
+              </w:rPr>
+              <w:t>RNGRetrieve / RNGSeed</w:t>
+            </w:r>
+          </w:p>
+        </w:tc>
+        <w:tc>
+          <w:tcPr>
+            <w:tcW w:type="dxa" w:w="3685"/>
+            <w:shd w:val="clear" w:color="auto" w:fill="FFFFFF"/>
+          </w:tcPr>
+          <w:p>
+            <w:r>
+              <w:rPr>
+                <w:sz w:val="18"/>
+              </w:rPr>
+              <w:t>C_GenerateRandom / C_SeedRandom</w:t>
+            </w:r>
+          </w:p>
+        </w:tc>
+        <w:tc>
+          <w:tcPr>
+            <w:tcW w:type="dxa" w:w="3685"/>
+            <w:shd w:val="clear" w:color="auto" w:fill="FFFFFF"/>
+          </w:tcPr>
+          <w:p>
+            <w:r>
+              <w:rPr>
+                <w:sz w:val="18"/>
+              </w:rPr>
             </w:r>
           </w:p>
         </w:tc>
@@ -3139,7 +3204,62 @@
           </w:p>
         </w:tc>
       </w:tr>
+      <w:tr>
+        <w:tc>
+          <w:tcPr>
+            <w:tcW w:type="dxa" w:w="3118"/>
+            <w:shd w:val="clear" w:color="auto" w:fill="EBF5FB"/>
+          </w:tcPr>
+          <w:p>
+            <w:r>
+              <w:rPr>
+                <w:sz w:val="18"/>
+              </w:rPr>
+              <w:t>Owner identity</w:t>
+            </w:r>
+          </w:p>
+        </w:tc>
+        <w:tc>
+          <w:tcPr>
+            <w:tcW w:type="dxa" w:w="2551"/>
+            <w:shd w:val="clear" w:color="auto" w:fill="EBF5FB"/>
+          </w:tcPr>
+          <w:p>
+            <w:r>
+              <w:rPr>
+                <w:sz w:val="18"/>
+              </w:rPr>
+              <w:t>Metadata Store</w:t>
+            </w:r>
+          </w:p>
+        </w:tc>
+        <w:tc>
+          <w:tcPr>
+            <w:tcW w:type="dxa" w:w="4535"/>
+            <w:shd w:val="clear" w:color="auto" w:fill="EBF5FB"/>
+          </w:tcPr>
+          <w:p>
+            <w:r>
+              <w:rPr>
+                <w:sz w:val="18"/>
+              </w:rPr>
+              <w:t>— (Credential username, or "anonymous"; not derived from an mTLS DN)</w:t>
+            </w:r>
+          </w:p>
+        </w:tc>
+      </w:tr>
     </w:tbl>
+    <w:p/>
+    <w:p>
+      <w:r>
+        <w:rPr>
+          <w:b w:val="0"/>
+          <w:i/>
+          <w:sz w:val="18"/>
+        </w:rPr>
+        <w:t>Two more tables exist outside the KMIP attribute model proper, supporting the access-control layer added after the initial design: identity role assignments and delegated per-object grants. Neither has a KMIP wire representation — see Section 10 and Section 11.</w:t>
+      </w:r>
+    </w:p>
     <w:p/>
     <w:p>
       <w:r>
@@ -3771,7 +3891,7 @@
       <w:r>
         <w:drawing>
           <wp:inline xmlns:a="http://schemas.openxmlformats.org/drawingml/2006/main" xmlns:pic="http://schemas.openxmlformats.org/drawingml/2006/picture">
-            <wp:extent cx="5669280" cy="3471885"/>
+            <wp:extent cx="5669280" cy="3911364"/>
             <wp:docPr id="1" name="Picture 1"/>
             <wp:cNvGraphicFramePr>
               <a:graphicFrameLocks noChangeAspect="1"/>
@@ -3792,7 +3912,7 @@
                   <pic:spPr>
                     <a:xfrm>
                       <a:off x="0" y="0"/>
-                      <a:ext cx="5669280" cy="3471885"/>
+                      <a:ext cx="5669280" cy="3911364"/>
                     </a:xfrm>
                     <a:prstGeom prst="rect"/>
                   </pic:spPr>
@@ -4212,7 +4332,7 @@
       <w:r>
         <w:drawing>
           <wp:inline xmlns:a="http://schemas.openxmlformats.org/drawingml/2006/main" xmlns:pic="http://schemas.openxmlformats.org/drawingml/2006/picture">
-            <wp:extent cx="5669280" cy="3471885"/>
+            <wp:extent cx="5669280" cy="4790322"/>
             <wp:docPr id="8" name="Picture 8"/>
             <wp:cNvGraphicFramePr>
               <a:graphicFrameLocks noChangeAspect="1"/>
@@ -4233,7 +4353,7 @@
                   <pic:spPr>
                     <a:xfrm>
                       <a:off x="0" y="0"/>
-                      <a:ext cx="5669280" cy="3471885"/>
+                      <a:ext cx="5669280" cy="4790322"/>
                     </a:xfrm>
                     <a:prstGeom prst="rect"/>
                   </pic:spPr>
@@ -4276,6 +4396,17 @@
         <w:t>9. Transport &amp; TLS Configuration</w:t>
       </w:r>
     </w:p>
+    <w:p>
+      <w:r>
+        <w:rPr>
+          <w:b w:val="0"/>
+          <w:i/>
+          <w:sz w:val="18"/>
+        </w:rPr>
+        <w:t>TLS is optional, not enforced — this is a tracked known limitation (Section 13), not the original intent. If no certificate is configured the server accepts plain TCP; if configured, it wraps the socket via Python's ssl module.</w:t>
+      </w:r>
+    </w:p>
+    <w:p/>
     <w:tbl>
       <w:tblPr>
         <w:tblStyle w:val="TableGrid"/>
@@ -4367,7 +4498,7 @@
               <w:rPr>
                 <w:sz w:val="18"/>
               </w:rPr>
-              <w:t>TLS version</w:t>
+              <w:t>TLS</w:t>
             </w:r>
           </w:p>
         </w:tc>
@@ -4381,7 +4512,7 @@
               <w:rPr>
                 <w:sz w:val="18"/>
               </w:rPr>
-              <w:t>TLS 1.3 (minimum); TLS 1.2 allowed for legacy clients</w:t>
+              <w:t>Optional — off unless tls_cert/tls_key are configured</w:t>
             </w:r>
           </w:p>
         </w:tc>
@@ -4411,7 +4542,7 @@
               <w:rPr>
                 <w:sz w:val="18"/>
               </w:rPr>
-              <w:t>Mutual TLS (mTLS) — mandatory</w:t>
+              <w:t>Mutual TLS (mTLS) — optional, only if require_client_cert=True</w:t>
             </w:r>
           </w:p>
         </w:tc>
@@ -4427,7 +4558,7 @@
               <w:rPr>
                 <w:sz w:val="18"/>
               </w:rPr>
-              <w:t>Cipher suites (TLS 1.3)</w:t>
+              <w:t>Certificate format</w:t>
             </w:r>
           </w:p>
         </w:tc>
@@ -4441,67 +4572,7 @@
               <w:rPr>
                 <w:sz w:val="18"/>
               </w:rPr>
-              <w:t>TLS_AES_256_GCM_SHA384, TLS_CHACHA20_POLY1305_SHA256</w:t>
-            </w:r>
-          </w:p>
-        </w:tc>
-      </w:tr>
-      <w:tr>
-        <w:tc>
-          <w:tcPr>
-            <w:tcW w:type="dxa" w:w="3402"/>
-            <w:shd w:val="clear" w:color="auto" w:fill="EBF5FB"/>
-          </w:tcPr>
-          <w:p>
-            <w:r>
-              <w:rPr>
-                <w:sz w:val="18"/>
-              </w:rPr>
-              <w:t>Certificate format</w:t>
-            </w:r>
-          </w:p>
-        </w:tc>
-        <w:tc>
-          <w:tcPr>
-            <w:tcW w:type="dxa" w:w="6803"/>
-            <w:shd w:val="clear" w:color="auto" w:fill="EBF5FB"/>
-          </w:tcPr>
-          <w:p>
-            <w:r>
-              <w:rPr>
-                <w:sz w:val="18"/>
-              </w:rPr>
-              <w:t>X.509 v3 with SubjectAltName</w:t>
-            </w:r>
-          </w:p>
-        </w:tc>
-      </w:tr>
-      <w:tr>
-        <w:tc>
-          <w:tcPr>
-            <w:tcW w:type="dxa" w:w="3402"/>
-            <w:shd w:val="clear" w:color="auto" w:fill="FFFFFF"/>
-          </w:tcPr>
-          <w:p>
-            <w:r>
-              <w:rPr>
-                <w:sz w:val="18"/>
-              </w:rPr>
-              <w:t>Session resumption</w:t>
-            </w:r>
-          </w:p>
-        </w:tc>
-        <w:tc>
-          <w:tcPr>
-            <w:tcW w:type="dxa" w:w="6803"/>
-            <w:shd w:val="clear" w:color="auto" w:fill="FFFFFF"/>
-          </w:tcPr>
-          <w:p>
-            <w:r>
-              <w:rPr>
-                <w:sz w:val="18"/>
-              </w:rPr>
-              <w:t>TLS 1.3 session tickets; max lifetime 24 h</w:t>
+              <w:t>X.509 v3, loaded from a static file path (no rotation, no ACME)</w:t>
             </w:r>
           </w:p>
         </w:tc>
@@ -4531,37 +4602,7 @@
               <w:rPr>
                 <w:sz w:val="18"/>
               </w:rPr>
-              <w:t>Optional — same TTLV payload over HTTPS/443</w:t>
-            </w:r>
-          </w:p>
-        </w:tc>
-      </w:tr>
-      <w:tr>
-        <w:tc>
-          <w:tcPr>
-            <w:tcW w:type="dxa" w:w="3402"/>
-            <w:shd w:val="clear" w:color="auto" w:fill="FFFFFF"/>
-          </w:tcPr>
-          <w:p>
-            <w:r>
-              <w:rPr>
-                <w:sz w:val="18"/>
-              </w:rPr>
-              <w:t>PQC (KMIP 3.0)</w:t>
-            </w:r>
-          </w:p>
-        </w:tc>
-        <w:tc>
-          <w:tcPr>
-            <w:tcW w:type="dxa" w:w="6803"/>
-            <w:shd w:val="clear" w:color="auto" w:fill="FFFFFF"/>
-          </w:tcPr>
-          <w:p>
-            <w:r>
-              <w:rPr>
-                <w:sz w:val="18"/>
-              </w:rPr>
-              <w:t>TLS 1.3 + Kyber/ML-KEM hybrid key exchange</w:t>
+              <w:t>Not implemented — this server only speaks raw-TCP TTLV</w:t>
             </w:r>
           </w:p>
         </w:tc>
@@ -4582,7 +4623,7 @@
         <w:rPr>
           <w:color w:val="1A5376"/>
         </w:rPr>
-        <w:t>10. Authentication Mechanisms</w:t>
+        <w:t>10. Authentication &amp; Access Control</w:t>
       </w:r>
     </w:p>
     <w:p>
@@ -4592,7 +4633,30 @@
           <w:i w:val="0"/>
           <w:sz w:val="20"/>
         </w:rPr>
-        <w:t>Authentication is two-layered: channel-level (TLS) and application-level (KMIP Credential). Both layers are evaluated; the server uses the intersection of identities to determine the effective KMIP principal.</w:t>
+        <w:t>Authentication resolves a request to an identity string. Access control then decides, per operation and per object, whether that identity may proceed. These are implemented as two separate, sequential steps — not the combined TLS-plus-credential model originally envisioned.</w:t>
+      </w:r>
+    </w:p>
+    <w:p/>
+    <w:p>
+      <w:pPr>
+        <w:pStyle w:val="Heading2"/>
+        <w:jc w:val="left"/>
+      </w:pPr>
+      <w:r>
+        <w:rPr>
+          <w:color w:val="1E7348"/>
+        </w:rPr>
+        <w:t>10.1 Authentication</w:t>
+      </w:r>
+    </w:p>
+    <w:p>
+      <w:r>
+        <w:rPr>
+          <w:b w:val="0"/>
+          <w:i w:val="0"/>
+          <w:sz w:val="20"/>
+        </w:rPr>
+        <w:t>Only one Credential type is implemented today. The table below also records what was originally planned but is not built, so the gap is explicit rather than silently dropped.</w:t>
       </w:r>
     </w:p>
     <w:p/>
@@ -4629,7 +4693,7 @@
         </w:tc>
         <w:tc>
           <w:tcPr>
-            <w:tcW w:type="dxa" w:w="3969"/>
+            <w:tcW w:type="dxa" w:w="3402"/>
             <w:shd w:val="clear" w:color="auto" w:fill="1A5376"/>
           </w:tcPr>
           <w:p>
@@ -4648,7 +4712,7 @@
         </w:tc>
         <w:tc>
           <w:tcPr>
-            <w:tcW w:type="dxa" w:w="3685"/>
+            <w:tcW w:type="dxa" w:w="4252"/>
             <w:shd w:val="clear" w:color="auto" w:fill="1A5376"/>
           </w:tcPr>
           <w:p>
@@ -4661,7 +4725,7 @@
                 <w:color w:val="FFFFFF"/>
                 <w:sz w:val="18"/>
               </w:rPr>
-              <w:t>Use Case</w:t>
+              <w:t>Status</w:t>
             </w:r>
           </w:p>
         </w:tc>
@@ -4677,13 +4741,13 @@
               <w:rPr>
                 <w:sz w:val="18"/>
               </w:rPr>
-              <w:t>Mutual TLS</w:t>
+              <w:t>UsernameAndPassword</w:t>
             </w:r>
           </w:p>
         </w:tc>
         <w:tc>
           <w:tcPr>
-            <w:tcW w:type="dxa" w:w="3969"/>
+            <w:tcW w:type="dxa" w:w="3402"/>
             <w:shd w:val="clear" w:color="auto" w:fill="EBF5FB"/>
           </w:tcPr>
           <w:p>
@@ -4691,13 +4755,13 @@
               <w:rPr>
                 <w:sz w:val="18"/>
               </w:rPr>
-              <w:t>TLS client certificate (X.509)</w:t>
+              <w:t>Credential{UsernamePasswordCredential}</w:t>
             </w:r>
           </w:p>
         </w:tc>
         <w:tc>
           <w:tcPr>
-            <w:tcW w:type="dxa" w:w="3685"/>
+            <w:tcW w:type="dxa" w:w="4252"/>
             <w:shd w:val="clear" w:color="auto" w:fill="EBF5FB"/>
           </w:tcPr>
           <w:p>
@@ -4705,7 +4769,7 @@
               <w:rPr>
                 <w:sz w:val="18"/>
               </w:rPr>
-              <w:t>Machine / service authentication</w:t>
+              <w:t>Implemented — password checked against the token's shared PIN (hmac.compare_digest); any username with the correct PIN is accepted as that identity</w:t>
             </w:r>
           </w:p>
         </w:tc>
@@ -4721,13 +4785,13 @@
               <w:rPr>
                 <w:sz w:val="18"/>
               </w:rPr>
-              <w:t>UsernameAndPassword</w:t>
+              <w:t>(no credential)</w:t>
             </w:r>
           </w:p>
         </w:tc>
         <w:tc>
           <w:tcPr>
-            <w:tcW w:type="dxa" w:w="3969"/>
+            <w:tcW w:type="dxa" w:w="3402"/>
             <w:shd w:val="clear" w:color="auto" w:fill="FFFFFF"/>
           </w:tcPr>
           <w:p>
@@ -4735,13 +4799,13 @@
               <w:rPr>
                 <w:sz w:val="18"/>
               </w:rPr>
-              <w:t>Credential{UsernamePasswordCredential}</w:t>
+              <w:t>—</w:t>
             </w:r>
           </w:p>
         </w:tc>
         <w:tc>
           <w:tcPr>
-            <w:tcW w:type="dxa" w:w="3685"/>
+            <w:tcW w:type="dxa" w:w="4252"/>
             <w:shd w:val="clear" w:color="auto" w:fill="FFFFFF"/>
           </w:tcPr>
           <w:p>
@@ -4749,7 +4813,7 @@
               <w:rPr>
                 <w:sz w:val="18"/>
               </w:rPr>
-              <w:t>Human operator authentication</w:t>
+              <w:t>Implemented — identity defaults to "anonymous"</w:t>
             </w:r>
           </w:p>
         </w:tc>
@@ -4771,7 +4835,7 @@
         </w:tc>
         <w:tc>
           <w:tcPr>
-            <w:tcW w:type="dxa" w:w="3969"/>
+            <w:tcW w:type="dxa" w:w="3402"/>
             <w:shd w:val="clear" w:color="auto" w:fill="EBF5FB"/>
           </w:tcPr>
           <w:p>
@@ -4785,7 +4849,7 @@
         </w:tc>
         <w:tc>
           <w:tcPr>
-            <w:tcW w:type="dxa" w:w="3685"/>
+            <w:tcW w:type="dxa" w:w="4252"/>
             <w:shd w:val="clear" w:color="auto" w:fill="EBF5FB"/>
           </w:tcPr>
           <w:p>
@@ -4793,7 +4857,7 @@
               <w:rPr>
                 <w:sz w:val="18"/>
               </w:rPr>
-              <w:t>IoT / embedded device authentication</w:t>
+              <w:t>Not implemented</w:t>
             </w:r>
           </w:p>
         </w:tc>
@@ -4815,7 +4879,7 @@
         </w:tc>
         <w:tc>
           <w:tcPr>
-            <w:tcW w:type="dxa" w:w="3969"/>
+            <w:tcW w:type="dxa" w:w="3402"/>
             <w:shd w:val="clear" w:color="auto" w:fill="FFFFFF"/>
           </w:tcPr>
           <w:p>
@@ -4829,7 +4893,7 @@
         </w:tc>
         <w:tc>
           <w:tcPr>
-            <w:tcW w:type="dxa" w:w="3685"/>
+            <w:tcW w:type="dxa" w:w="4252"/>
             <w:shd w:val="clear" w:color="auto" w:fill="FFFFFF"/>
           </w:tcPr>
           <w:p>
@@ -4837,7 +4901,7 @@
               <w:rPr>
                 <w:sz w:val="18"/>
               </w:rPr>
-              <w:t>TPM / hardware attestation</w:t>
+              <w:t>Not implemented</w:t>
             </w:r>
           </w:p>
         </w:tc>
@@ -4859,7 +4923,7 @@
         </w:tc>
         <w:tc>
           <w:tcPr>
-            <w:tcW w:type="dxa" w:w="3969"/>
+            <w:tcW w:type="dxa" w:w="3402"/>
             <w:shd w:val="clear" w:color="auto" w:fill="EBF5FB"/>
           </w:tcPr>
           <w:p>
@@ -4873,7 +4937,7 @@
         </w:tc>
         <w:tc>
           <w:tcPr>
-            <w:tcW w:type="dxa" w:w="3685"/>
+            <w:tcW w:type="dxa" w:w="4252"/>
             <w:shd w:val="clear" w:color="auto" w:fill="EBF5FB"/>
           </w:tcPr>
           <w:p>
@@ -4881,7 +4945,7 @@
               <w:rPr>
                 <w:sz w:val="18"/>
               </w:rPr>
-              <w:t>MFA scenarios</w:t>
+              <w:t>Not implemented</w:t>
             </w:r>
           </w:p>
         </w:tc>
@@ -4903,7 +4967,7 @@
         </w:tc>
         <w:tc>
           <w:tcPr>
-            <w:tcW w:type="dxa" w:w="3969"/>
+            <w:tcW w:type="dxa" w:w="3402"/>
             <w:shd w:val="clear" w:color="auto" w:fill="FFFFFF"/>
           </w:tcPr>
           <w:p>
@@ -4917,7 +4981,7 @@
         </w:tc>
         <w:tc>
           <w:tcPr>
-            <w:tcW w:type="dxa" w:w="3685"/>
+            <w:tcW w:type="dxa" w:w="4252"/>
             <w:shd w:val="clear" w:color="auto" w:fill="FFFFFF"/>
           </w:tcPr>
           <w:p>
@@ -4925,12 +4989,135 @@
               <w:rPr>
                 <w:sz w:val="18"/>
               </w:rPr>
-              <w:t>Legacy system integration</w:t>
+              <w:t>Not implemented</w:t>
+            </w:r>
+          </w:p>
+        </w:tc>
+      </w:tr>
+      <w:tr>
+        <w:tc>
+          <w:tcPr>
+            <w:tcW w:type="dxa" w:w="2551"/>
+            <w:shd w:val="clear" w:color="auto" w:fill="EBF5FB"/>
+          </w:tcPr>
+          <w:p>
+            <w:r>
+              <w:rPr>
+                <w:sz w:val="18"/>
+              </w:rPr>
+              <w:t>mTLS-derived identity</w:t>
+            </w:r>
+          </w:p>
+        </w:tc>
+        <w:tc>
+          <w:tcPr>
+            <w:tcW w:type="dxa" w:w="3402"/>
+            <w:shd w:val="clear" w:color="auto" w:fill="EBF5FB"/>
+          </w:tcPr>
+          <w:p>
+            <w:r>
+              <w:rPr>
+                <w:sz w:val="18"/>
+              </w:rPr>
+              <w:t>TLS client certificate (X.509)</w:t>
+            </w:r>
+          </w:p>
+        </w:tc>
+        <w:tc>
+          <w:tcPr>
+            <w:tcW w:type="dxa" w:w="4252"/>
+            <w:shd w:val="clear" w:color="auto" w:fill="EBF5FB"/>
+          </w:tcPr>
+          <w:p>
+            <w:r>
+              <w:rPr>
+                <w:sz w:val="18"/>
+              </w:rPr>
+              <w:t>mTLS itself is supported (Section 9) but the certificate's Subject/SAN is not mapped to a KMIP identity — it isn't a Credential alternative here</w:t>
             </w:r>
           </w:p>
         </w:tc>
       </w:tr>
     </w:tbl>
+    <w:p/>
+    <w:p>
+      <w:pPr>
+        <w:pStyle w:val="Heading2"/>
+        <w:jc w:val="left"/>
+      </w:pPr>
+      <w:r>
+        <w:rPr>
+          <w:color w:val="1E7348"/>
+        </w:rPr>
+        <w:t>10.2 Access Control (Authorization)</w:t>
+      </w:r>
+    </w:p>
+    <w:p>
+      <w:r>
+        <w:rPr>
+          <w:b w:val="0"/>
+          <w:i w:val="0"/>
+          <w:sz w:val="20"/>
+        </w:rPr>
+        <w:t>Every managed object records owner_identity, the identity that created it. Operations against an existing object are authorized in this order by lifecycle/access_control.py:</w:t>
+      </w:r>
+    </w:p>
+    <w:p/>
+    <w:p>
+      <w:pPr>
+        <w:pStyle w:val="ListNumber"/>
+      </w:pPr>
+      <w:r>
+        <w:rPr>
+          <w:sz w:val="20"/>
+        </w:rPr>
+        <w:t>1. Admin role — the reserved role "admin", assigned via MetadataStore.assign_role(identity, "admin"): unconditional access to every object, regardless of owner.</w:t>
+      </w:r>
+    </w:p>
+    <w:p>
+      <w:pPr>
+        <w:pStyle w:val="ListNumber"/>
+      </w:pPr>
+      <w:r>
+        <w:rPr>
+          <w:sz w:val="20"/>
+        </w:rPr>
+        <w:t>2. Ownership — identity == owner_identity.</w:t>
+      </w:r>
+    </w:p>
+    <w:p>
+      <w:pPr>
+        <w:pStyle w:val="ListNumber"/>
+      </w:pPr>
+      <w:r>
+        <w:rPr>
+          <w:sz w:val="20"/>
+        </w:rPr>
+        <w:t>3. Delegated grant — MetadataStore.grant_access(uid, grantee, "read"|"full") lets a specific identity reach a specific object it doesn't own. "read" covers Get, GetAttributes, GetAttributeList, Check, Export, ObtainLease; every other operation requires "full".</w:t>
+      </w:r>
+    </w:p>
+    <w:p/>
+    <w:p>
+      <w:r>
+        <w:rPr>
+          <w:b w:val="0"/>
+          <w:i w:val="0"/>
+          <w:sz w:val="20"/>
+        </w:rPr>
+        <w:t>Objects with no recorded owner (owner_identity = NULL) remain reachable by any identity — this only applies to objects created outside the normal Create/Register/etc. path, so nothing already in the store is orphaned by adding this on top of it. Failing all three checks raises NotAuthorized (ResultReason.PermissionDenied, Section 12).</w:t>
+      </w:r>
+    </w:p>
+    <w:p/>
+    <w:p>
+      <w:r>
+        <w:rPr>
+          <w:b w:val="0"/>
+          <w:i/>
+          <w:sz w:val="18"/>
+        </w:rPr>
+        <w:t>There is no KMIP wire operation for role or grant management — the specification doesn't define one. Both are a MetadataStore admin surface, called directly by an admin script or console, not exposed over the network. There are no groups and no per-role operation allowlist yet — every non-admin identity is evaluated individually against ownership and grants (Section 14 — Roadmap).</w:t>
+      </w:r>
+    </w:p>
     <w:p/>
     <w:p>
       <w:r>
@@ -4956,7 +5143,7 @@
           <w:i w:val="0"/>
           <w:sz w:val="20"/>
         </w:rPr>
-        <w:t>The Metadata Store persists KMIP-specific attributes not natively held in PKCS#11. Two primary tables are required.</w:t>
+        <w:t>The Metadata Store persists KMIP-specific attributes not natively held in PKCS#11, plus (since the access-control work) role and grant records. It is SQLite (WAL mode, connection-per-thread) — there is no multi-node/HA backend; that remains future work (Section 14), not the Postgres-based design originally sketched.</w:t>
       </w:r>
     </w:p>
     <w:p/>
@@ -4985,41 +5172,55 @@
         </w:rPr>
         <w:t>CREATE TABLE kmip_objects (</w:t>
         <w:br/>
-        <w:t xml:space="preserve">  uuid              TEXT PRIMARY KEY,   -- KMIP Unique Identifier</w:t>
+        <w:t xml:space="preserve">  uuid                    TEXT PRIMARY KEY,      -- KMIP Unique Identifier</w:t>
         <w:br/>
-        <w:t xml:space="preserve">  object_type       TEXT NOT NULL,      -- SymmetricKey | PublicKey | PrivateKey | ...</w:t>
+        <w:t xml:space="preserve">  object_type             INTEGER NOT NULL,       -- ObjectType enum value</w:t>
         <w:br/>
-        <w:t xml:space="preserve">  pkcs11_handle     BIGINT,             -- CK_OBJECT_HANDLE (0 = metadata-only)</w:t>
+        <w:t xml:space="preserve">  pkcs11_handle           INTEGER,</w:t>
         <w:br/>
-        <w:t xml:space="preserve">  pkcs11_slot       INT,                -- CK_SLOT_ID</w:t>
+        <w:t xml:space="preserve">  pkcs11_slot             INTEGER DEFAULT 0,</w:t>
         <w:br/>
-        <w:t xml:space="preserve">  state             TEXT NOT NULL,      -- PreActive | Active | Deactivated | Compromised | Destroyed</w:t>
+        <w:t xml:space="preserve">  state                   INTEGER NOT NULL DEFAULT 1,  -- State enum value</w:t>
         <w:br/>
-        <w:t xml:space="preserve">  cryptographic_algorithm TEXT,</w:t>
+        <w:t xml:space="preserve">  cryptographic_algorithm INTEGER,</w:t>
         <w:br/>
-        <w:t xml:space="preserve">  cryptographic_length    INT,</w:t>
+        <w:t xml:space="preserve">  cryptographic_length    INTEGER,</w:t>
         <w:br/>
-        <w:t xml:space="preserve">  usage_mask        TEXT,               -- JSON array of allowed operations</w:t>
+        <w:t xml:space="preserve">  usage_mask              INTEGER,</w:t>
         <w:br/>
-        <w:t xml:space="preserve">  initial_date      TIMESTAMP,</w:t>
+        <w:t xml:space="preserve">  initial_date            REAL,</w:t>
         <w:br/>
-        <w:t xml:space="preserve">  activation_date   TIMESTAMP,</w:t>
+        <w:t xml:space="preserve">  activation_date         REAL,</w:t>
         <w:br/>
-        <w:t xml:space="preserve">  deactivation_date TIMESTAMP,</w:t>
+        <w:t xml:space="preserve">  deactivation_date       REAL,</w:t>
         <w:br/>
-        <w:t xml:space="preserve">  destroy_date      TIMESTAMP,</w:t>
+        <w:t xml:space="preserve">  destroy_date            REAL,</w:t>
         <w:br/>
-        <w:t xml:space="preserve">  compromise_date   TIMESTAMP,</w:t>
+        <w:t xml:space="preserve">  compromise_date         REAL,</w:t>
         <w:br/>
-        <w:t xml:space="preserve">  revocation_reason TEXT,</w:t>
+        <w:t xml:space="preserve">  revocation_reason       INTEGER,</w:t>
         <w:br/>
-        <w:t xml:space="preserve">  sensitive         BOOLEAN DEFAULT TRUE,</w:t>
+        <w:t xml:space="preserve">  revocation_message      TEXT,</w:t>
         <w:br/>
-        <w:t xml:space="preserve">  extractable       BOOLEAN DEFAULT FALSE,</w:t>
+        <w:t xml:space="preserve">  sensitive               INTEGER DEFAULT 1,</w:t>
         <w:br/>
-        <w:t xml:space="preserve">  owner_identity    TEXT,               -- KMIP principal (from mTLS DN)</w:t>
+        <w:t xml:space="preserve">  extractable             INTEGER DEFAULT 0,</w:t>
         <w:br/>
-        <w:t xml:space="preserve">  created_at        TIMESTAMP DEFAULT CURRENT_TIMESTAMP</w:t>
+        <w:t xml:space="preserve">  never_extractable       INTEGER DEFAULT 0,</w:t>
+        <w:br/>
+        <w:t xml:space="preserve">  always_sensitive        INTEGER DEFAULT 1,</w:t>
+        <w:br/>
+        <w:t xml:space="preserve">  owner_identity          TEXT,      -- Credential username, or "anonymous" (not an mTLS DN)</w:t>
+        <w:br/>
+        <w:t xml:space="preserve">  key_format_type         INTEGER,</w:t>
+        <w:br/>
+        <w:t xml:space="preserve">  raw_key_value           BLOB,      -- certificates, split-key parts, secret data</w:t>
+        <w:br/>
+        <w:t xml:space="preserve">  archived                INTEGER DEFAULT 0,</w:t>
+        <w:br/>
+        <w:t xml:space="preserve">  archive_date            REAL,</w:t>
+        <w:br/>
+        <w:t xml:space="preserve">  created_at              REAL NOT NULL</w:t>
         <w:br/>
         <w:t>);</w:t>
       </w:r>
@@ -5050,19 +5251,93 @@
         </w:rPr>
         <w:t>CREATE TABLE kmip_attributes (</w:t>
         <w:br/>
-        <w:t xml:space="preserve">  id          SERIAL PRIMARY KEY,</w:t>
+        <w:t xml:space="preserve">  id          INTEGER PRIMARY KEY AUTOINCREMENT,</w:t>
         <w:br/>
-        <w:t xml:space="preserve">  object_uuid TEXT NOT NULL REFERENCES kmip_objects(uuid),</w:t>
+        <w:t xml:space="preserve">  object_uuid TEXT NOT NULL REFERENCES kmip_objects(uuid) ON DELETE CASCADE,</w:t>
         <w:br/>
         <w:t xml:space="preserve">  attr_name   TEXT NOT NULL,   -- e.g. 'Name', 'Link', 'x-custom'</w:t>
         <w:br/>
-        <w:t xml:space="preserve">  attr_index  INT  DEFAULT 0,  -- for multi-valued attrs</w:t>
+        <w:t xml:space="preserve">  attr_index  INTEGER DEFAULT 0,</w:t>
         <w:br/>
-        <w:t xml:space="preserve">  attr_value  TEXT NOT NULL</w:t>
+        <w:t xml:space="preserve">  attr_value  TEXT NOT NULL    -- JSON-encoded</w:t>
         <w:br/>
         <w:t>);</w:t>
         <w:br/>
         <w:t>CREATE INDEX idx_attr_lookup ON kmip_attributes(object_uuid, attr_name);</w:t>
+      </w:r>
+    </w:p>
+    <w:p/>
+    <w:p>
+      <w:pPr>
+        <w:pStyle w:val="Heading2"/>
+        <w:jc w:val="left"/>
+      </w:pPr>
+      <w:r>
+        <w:rPr>
+          <w:color w:val="1E7348"/>
+        </w:rPr>
+        <w:t>Table: kmip_identity_roles  (added with access control)</w:t>
+      </w:r>
+    </w:p>
+    <w:p>
+      <w:pPr>
+        <w:ind w:left="567"/>
+        <w:shd w:val="clear" w:color="auto" w:fill="EEF2FF"/>
+      </w:pPr>
+      <w:r>
+        <w:rPr>
+          <w:rFonts w:ascii="Courier New" w:hAnsi="Courier New"/>
+          <w:color w:val="1A1A5E"/>
+          <w:sz w:val="17"/>
+        </w:rPr>
+        <w:t>CREATE TABLE kmip_identity_roles (</w:t>
+        <w:br/>
+        <w:t xml:space="preserve">  identity TEXT NOT NULL,</w:t>
+        <w:br/>
+        <w:t xml:space="preserve">  role     TEXT NOT NULL,      -- "admin" is the only role the code special-cases</w:t>
+        <w:br/>
+        <w:t xml:space="preserve">  PRIMARY KEY (identity, role)</w:t>
+        <w:br/>
+        <w:t>);</w:t>
+      </w:r>
+    </w:p>
+    <w:p/>
+    <w:p>
+      <w:pPr>
+        <w:pStyle w:val="Heading2"/>
+        <w:jc w:val="left"/>
+      </w:pPr>
+      <w:r>
+        <w:rPr>
+          <w:color w:val="1E7348"/>
+        </w:rPr>
+        <w:t>Table: kmip_object_grants  (added with access control)</w:t>
+      </w:r>
+    </w:p>
+    <w:p>
+      <w:pPr>
+        <w:ind w:left="567"/>
+        <w:shd w:val="clear" w:color="auto" w:fill="EEF2FF"/>
+      </w:pPr>
+      <w:r>
+        <w:rPr>
+          <w:rFonts w:ascii="Courier New" w:hAnsi="Courier New"/>
+          <w:color w:val="1A1A5E"/>
+          <w:sz w:val="17"/>
+        </w:rPr>
+        <w:t>CREATE TABLE kmip_object_grants (</w:t>
+        <w:br/>
+        <w:t xml:space="preserve">  object_uuid TEXT NOT NULL REFERENCES kmip_objects(uuid) ON DELETE CASCADE,</w:t>
+        <w:br/>
+        <w:t xml:space="preserve">  grantee     TEXT NOT NULL,</w:t>
+        <w:br/>
+        <w:t xml:space="preserve">  permission  TEXT NOT NULL DEFAULT 'full',   -- "read" | "full"</w:t>
+        <w:br/>
+        <w:t xml:space="preserve">  PRIMARY KEY (object_uuid, grantee)</w:t>
+        <w:br/>
+        <w:t>);</w:t>
+        <w:br/>
+        <w:t>CREATE INDEX idx_grants_object ON kmip_object_grants(object_uuid);</w:t>
       </w:r>
     </w:p>
     <w:p/>
@@ -5090,9 +5365,169 @@
           <w:i w:val="0"/>
           <w:sz w:val="20"/>
         </w:rPr>
-        <w:t>Every KMIP Batch Item response carries a ResultStatus enumeration and, on failure, a ResultReason and ResultMessage. PKCS#11 return codes must be mapped to KMIP result reasons.</w:t>
+        <w:t>Every KMIP Batch Item response carries a ResultStatus enumeration and, on failure, a ResultReason and ResultMessage. Most PKCS#11 return codes are mapped to a KMIP result reason, but two important cases are raised entirely at the KMIP layer, before any PKCS#11 call is attempted:</w:t>
       </w:r>
     </w:p>
+    <w:p/>
+    <w:tbl>
+      <w:tblPr>
+        <w:tblStyle w:val="TableGrid"/>
+        <w:tblW w:type="auto" w:w="0"/>
+        <w:tblLook w:firstColumn="1" w:firstRow="1" w:lastColumn="0" w:lastRow="0" w:noHBand="0" w:noVBand="1" w:val="04A0"/>
+      </w:tblPr>
+      <w:tblGrid>
+        <w:gridCol w:w="3135"/>
+        <w:gridCol w:w="3135"/>
+        <w:gridCol w:w="3135"/>
+      </w:tblGrid>
+      <w:tr>
+        <w:tc>
+          <w:tcPr>
+            <w:tcW w:type="dxa" w:w="3402"/>
+            <w:shd w:val="clear" w:color="auto" w:fill="1A5376"/>
+          </w:tcPr>
+          <w:p>
+            <w:pPr>
+              <w:jc w:val="center"/>
+            </w:pPr>
+            <w:r>
+              <w:rPr>
+                <w:b/>
+                <w:color w:val="FFFFFF"/>
+                <w:sz w:val="18"/>
+              </w:rPr>
+              <w:t>Source</w:t>
+            </w:r>
+          </w:p>
+        </w:tc>
+        <w:tc>
+          <w:tcPr>
+            <w:tcW w:type="dxa" w:w="3118"/>
+            <w:shd w:val="clear" w:color="auto" w:fill="1A5376"/>
+          </w:tcPr>
+          <w:p>
+            <w:pPr>
+              <w:jc w:val="center"/>
+            </w:pPr>
+            <w:r>
+              <w:rPr>
+                <w:b/>
+                <w:color w:val="FFFFFF"/>
+                <w:sz w:val="18"/>
+              </w:rPr>
+              <w:t>KMIP Result Reason</w:t>
+            </w:r>
+          </w:p>
+        </w:tc>
+        <w:tc>
+          <w:tcPr>
+            <w:tcW w:type="dxa" w:w="3685"/>
+            <w:shd w:val="clear" w:color="auto" w:fill="1A5376"/>
+          </w:tcPr>
+          <w:p>
+            <w:pPr>
+              <w:jc w:val="center"/>
+            </w:pPr>
+            <w:r>
+              <w:rPr>
+                <w:b/>
+                <w:color w:val="FFFFFF"/>
+                <w:sz w:val="18"/>
+              </w:rPr>
+              <w:t>Trigger</w:t>
+            </w:r>
+          </w:p>
+        </w:tc>
+      </w:tr>
+      <w:tr>
+        <w:tc>
+          <w:tcPr>
+            <w:tcW w:type="dxa" w:w="3402"/>
+            <w:shd w:val="clear" w:color="auto" w:fill="EBF5FB"/>
+          </w:tcPr>
+          <w:p>
+            <w:r>
+              <w:rPr>
+                <w:sz w:val="18"/>
+              </w:rPr>
+              <w:t>lifecycle/access_control.py</w:t>
+            </w:r>
+          </w:p>
+        </w:tc>
+        <w:tc>
+          <w:tcPr>
+            <w:tcW w:type="dxa" w:w="3118"/>
+            <w:shd w:val="clear" w:color="auto" w:fill="EBF5FB"/>
+          </w:tcPr>
+          <w:p>
+            <w:r>
+              <w:rPr>
+                <w:sz w:val="18"/>
+              </w:rPr>
+              <w:t>PermissionDenied (NotAuthorized)</w:t>
+            </w:r>
+          </w:p>
+        </w:tc>
+        <w:tc>
+          <w:tcPr>
+            <w:tcW w:type="dxa" w:w="3685"/>
+            <w:shd w:val="clear" w:color="auto" w:fill="EBF5FB"/>
+          </w:tcPr>
+          <w:p>
+            <w:r>
+              <w:rPr>
+                <w:sz w:val="18"/>
+              </w:rPr>
+              <w:t>check_owner() fails all three tiers — not owner, not admin, no sufficient grant</w:t>
+            </w:r>
+          </w:p>
+        </w:tc>
+      </w:tr>
+      <w:tr>
+        <w:tc>
+          <w:tcPr>
+            <w:tcW w:type="dxa" w:w="3402"/>
+            <w:shd w:val="clear" w:color="auto" w:fill="FFFFFF"/>
+          </w:tcPr>
+          <w:p>
+            <w:r>
+              <w:rPr>
+                <w:sz w:val="18"/>
+              </w:rPr>
+              <w:t>pkcs11_shim capability probe</w:t>
+            </w:r>
+          </w:p>
+        </w:tc>
+        <w:tc>
+          <w:tcPr>
+            <w:tcW w:type="dxa" w:w="3118"/>
+            <w:shd w:val="clear" w:color="auto" w:fill="FFFFFF"/>
+          </w:tcPr>
+          <w:p>
+            <w:r>
+              <w:rPr>
+                <w:sz w:val="18"/>
+              </w:rPr>
+              <w:t>OperationNotSupported</w:t>
+            </w:r>
+          </w:p>
+        </w:tc>
+        <w:tc>
+          <w:tcPr>
+            <w:tcW w:type="dxa" w:w="3685"/>
+            <w:shd w:val="clear" w:color="auto" w:fill="FFFFFF"/>
+          </w:tcPr>
+          <w:p>
+            <w:r>
+              <w:rPr>
+                <w:sz w:val="18"/>
+              </w:rPr>
+              <w:t>Algorithm/mode not in the token's live slot.get_mechanisms() list — rejected before the native call, not after it fails</w:t>
+            </w:r>
+          </w:p>
+        </w:tc>
+      </w:tr>
+    </w:tbl>
     <w:p/>
     <w:tbl>
       <w:tblPr>
@@ -5263,7 +5698,7 @@
               <w:rPr>
                 <w:sz w:val="18"/>
               </w:rPr>
-              <w:t>CKR_USER_NOT_LOGGED_IN</w:t>
+              <w:t>CKR_OBJECT_HANDLE_INVALID</w:t>
             </w:r>
           </w:p>
         </w:tc>
@@ -5277,7 +5712,7 @@
               <w:rPr>
                 <w:sz w:val="18"/>
               </w:rPr>
-              <w:t>NotAuthorized</w:t>
+              <w:t>ItemNotFound</w:t>
             </w:r>
           </w:p>
         </w:tc>
@@ -5291,7 +5726,7 @@
               <w:rPr>
                 <w:sz w:val="18"/>
               </w:rPr>
-              <w:t>403</w:t>
+              <w:t>404</w:t>
             </w:r>
           </w:p>
         </w:tc>
@@ -5307,7 +5742,7 @@
               <w:rPr>
                 <w:sz w:val="18"/>
               </w:rPr>
-              <w:t>CKR_OBJECT_HANDLE_INVALID</w:t>
+              <w:t>CKR_KEY_HANDLE_INVALID</w:t>
             </w:r>
           </w:p>
         </w:tc>
@@ -5351,7 +5786,7 @@
               <w:rPr>
                 <w:sz w:val="18"/>
               </w:rPr>
-              <w:t>CKR_KEY_HANDLE_INVALID</w:t>
+              <w:t>CKR_KEY_SIZE_RANGE</w:t>
             </w:r>
           </w:p>
         </w:tc>
@@ -5365,7 +5800,7 @@
               <w:rPr>
                 <w:sz w:val="18"/>
               </w:rPr>
-              <w:t>ItemNotFound</w:t>
+              <w:t>InvalidField (key length)</w:t>
             </w:r>
           </w:p>
         </w:tc>
@@ -5379,7 +5814,7 @@
               <w:rPr>
                 <w:sz w:val="18"/>
               </w:rPr>
-              <w:t>404</w:t>
+              <w:t>400</w:t>
             </w:r>
           </w:p>
         </w:tc>
@@ -5395,7 +5830,7 @@
               <w:rPr>
                 <w:sz w:val="18"/>
               </w:rPr>
-              <w:t>CKR_KEY_SIZE_RANGE</w:t>
+              <w:t>CKR_MECHANISM_INVALID</w:t>
             </w:r>
           </w:p>
         </w:tc>
@@ -5409,7 +5844,7 @@
               <w:rPr>
                 <w:sz w:val="18"/>
               </w:rPr>
-              <w:t>InvalidField (key length)</w:t>
+              <w:t>CryptographicFailure</w:t>
             </w:r>
           </w:p>
         </w:tc>
@@ -5439,7 +5874,7 @@
               <w:rPr>
                 <w:sz w:val="18"/>
               </w:rPr>
-              <w:t>CKR_MECHANISM_INVALID</w:t>
+              <w:t>CKR_ATTRIBUTE_READ_ONLY</w:t>
             </w:r>
           </w:p>
         </w:tc>
@@ -5453,7 +5888,7 @@
               <w:rPr>
                 <w:sz w:val="18"/>
               </w:rPr>
-              <w:t>InvalidMessage</w:t>
+              <w:t>InvalidField</w:t>
             </w:r>
           </w:p>
         </w:tc>
@@ -5483,7 +5918,7 @@
               <w:rPr>
                 <w:sz w:val="18"/>
               </w:rPr>
-              <w:t>CKR_ATTRIBUTE_READ_ONLY</w:t>
+              <w:t>CKR_DEVICE_ERROR</w:t>
             </w:r>
           </w:p>
         </w:tc>
@@ -5497,7 +5932,7 @@
               <w:rPr>
                 <w:sz w:val="18"/>
               </w:rPr>
-              <w:t>InvalidField</w:t>
+              <w:t>GeneralFailure</w:t>
             </w:r>
           </w:p>
         </w:tc>
@@ -5511,7 +5946,7 @@
               <w:rPr>
                 <w:sz w:val="18"/>
               </w:rPr>
-              <w:t>400</w:t>
+              <w:t>500</w:t>
             </w:r>
           </w:p>
         </w:tc>
@@ -5527,7 +5962,7 @@
               <w:rPr>
                 <w:sz w:val="18"/>
               </w:rPr>
-              <w:t>CKR_DEVICE_ERROR</w:t>
+              <w:t>CKR_TOKEN_NOT_PRESENT</w:t>
             </w:r>
           </w:p>
         </w:tc>
@@ -5555,139 +5990,7 @@
               <w:rPr>
                 <w:sz w:val="18"/>
               </w:rPr>
-              <w:t>500</w:t>
-            </w:r>
-          </w:p>
-        </w:tc>
-      </w:tr>
-      <w:tr>
-        <w:tc>
-          <w:tcPr>
-            <w:tcW w:type="dxa" w:w="3402"/>
-            <w:shd w:val="clear" w:color="auto" w:fill="FFFFFF"/>
-          </w:tcPr>
-          <w:p>
-            <w:r>
-              <w:rPr>
-                <w:sz w:val="18"/>
-              </w:rPr>
-              <w:t>CKR_TOKEN_NOT_PRESENT</w:t>
-            </w:r>
-          </w:p>
-        </w:tc>
-        <w:tc>
-          <w:tcPr>
-            <w:tcW w:type="dxa" w:w="3402"/>
-            <w:shd w:val="clear" w:color="auto" w:fill="FFFFFF"/>
-          </w:tcPr>
-          <w:p>
-            <w:r>
-              <w:rPr>
-                <w:sz w:val="18"/>
-              </w:rPr>
-              <w:t>GeneralFailure</w:t>
-            </w:r>
-          </w:p>
-        </w:tc>
-        <w:tc>
-          <w:tcPr>
-            <w:tcW w:type="dxa" w:w="3402"/>
-            <w:shd w:val="clear" w:color="auto" w:fill="FFFFFF"/>
-          </w:tcPr>
-          <w:p>
-            <w:r>
-              <w:rPr>
-                <w:sz w:val="18"/>
-              </w:rPr>
               <w:t>503</w:t>
-            </w:r>
-          </w:p>
-        </w:tc>
-      </w:tr>
-      <w:tr>
-        <w:tc>
-          <w:tcPr>
-            <w:tcW w:type="dxa" w:w="3402"/>
-            <w:shd w:val="clear" w:color="auto" w:fill="EBF5FB"/>
-          </w:tcPr>
-          <w:p>
-            <w:r>
-              <w:rPr>
-                <w:sz w:val="18"/>
-              </w:rPr>
-              <w:t>CKR_SESSION_COUNT</w:t>
-            </w:r>
-          </w:p>
-        </w:tc>
-        <w:tc>
-          <w:tcPr>
-            <w:tcW w:type="dxa" w:w="3402"/>
-            <w:shd w:val="clear" w:color="auto" w:fill="EBF5FB"/>
-          </w:tcPr>
-          <w:p>
-            <w:r>
-              <w:rPr>
-                <w:sz w:val="18"/>
-              </w:rPr>
-              <w:t>GeneralFailure (session pool full)</w:t>
-            </w:r>
-          </w:p>
-        </w:tc>
-        <w:tc>
-          <w:tcPr>
-            <w:tcW w:type="dxa" w:w="3402"/>
-            <w:shd w:val="clear" w:color="auto" w:fill="EBF5FB"/>
-          </w:tcPr>
-          <w:p>
-            <w:r>
-              <w:rPr>
-                <w:sz w:val="18"/>
-              </w:rPr>
-              <w:t>503</w:t>
-            </w:r>
-          </w:p>
-        </w:tc>
-      </w:tr>
-      <w:tr>
-        <w:tc>
-          <w:tcPr>
-            <w:tcW w:type="dxa" w:w="3402"/>
-            <w:shd w:val="clear" w:color="auto" w:fill="FFFFFF"/>
-          </w:tcPr>
-          <w:p>
-            <w:r>
-              <w:rPr>
-                <w:sz w:val="18"/>
-              </w:rPr>
-              <w:t>CKR_OPERATION_NOT_INITIALIZED</w:t>
-            </w:r>
-          </w:p>
-        </w:tc>
-        <w:tc>
-          <w:tcPr>
-            <w:tcW w:type="dxa" w:w="3402"/>
-            <w:shd w:val="clear" w:color="auto" w:fill="FFFFFF"/>
-          </w:tcPr>
-          <w:p>
-            <w:r>
-              <w:rPr>
-                <w:sz w:val="18"/>
-              </w:rPr>
-              <w:t>OperationNotSupported</w:t>
-            </w:r>
-          </w:p>
-        </w:tc>
-        <w:tc>
-          <w:tcPr>
-            <w:tcW w:type="dxa" w:w="3402"/>
-            <w:shd w:val="clear" w:color="auto" w:fill="FFFFFF"/>
-          </w:tcPr>
-          <w:p>
-            <w:r>
-              <w:rPr>
-                <w:sz w:val="18"/>
-              </w:rPr>
-              <w:t>501</w:t>
             </w:r>
           </w:p>
         </w:tc>
@@ -5714,6 +6017,17 @@
     <w:p>
       <w:r>
         <w:rPr>
+          <w:b w:val="0"/>
+          <w:i/>
+          <w:sz w:val="18"/>
+        </w:rPr>
+        <w:t>The first four items below were part of the original design and remain accurate. The next two — access control and session concurrency — were the two items found, during a later hardening pass, to already be unsafe as originally built (not just "missing polish"), and are recorded here with what was actually done about them, including a rejected approach and why.</w:t>
+      </w:r>
+    </w:p>
+    <w:p/>
+    <w:p>
+      <w:r>
+        <w:rPr>
           <w:b/>
           <w:i w:val="0"/>
           <w:sz w:val="20"/>
@@ -5728,7 +6042,7 @@
           <w:i w:val="0"/>
           <w:sz w:val="20"/>
         </w:rPr>
-        <w:t>Keys with CKA_EXTRACTABLE=FALSE never leave the HSM. The KMIP 'Get' operation on such keys MUST return ResultReason=PermissionDenied. Sensitive attribute MUST be set TRUE on all newly generated keys.</w:t>
+        <w:t>Keys with CKA_EXTRACTABLE=FALSE never leave the HSM. Get on such keys raises NotExtractable. Newly generated keys default to Sensitive=True, Extractable=False unless the request explicitly asks otherwise.</w:t>
       </w:r>
     </w:p>
     <w:p/>
@@ -5749,7 +6063,7 @@
           <w:i w:val="0"/>
           <w:sz w:val="20"/>
         </w:rPr>
-        <w:t>The HSM SO-PIN and User-PIN must be stored in a secrets manager (e.g., HashiCorp Vault, AWS Secrets Manager). Never store in plaintext config files.</w:t>
+        <w:t>The HSM SO-PIN and User-PIN should be stored in a secrets manager (e.g., HashiCorp Vault, AWS Secrets Manager), not a plaintext config file. This is an operational recommendation — the server itself takes the PIN as a constructor argument and does no secrets-manager integration of its own.</w:t>
       </w:r>
     </w:p>
     <w:p/>
@@ -5770,7 +6084,7 @@
           <w:i w:val="0"/>
           <w:sz w:val="20"/>
         </w:rPr>
-        <w:t>The Metadata Store must be encrypted at rest and backed up with integrity verification. Divergence between PKCS#11 token state and Metadata Store state must trigger an alert and reconciliation procedure.</w:t>
+        <w:t>The metadata store is not encrypted at rest and there is no backup/restore tooling today (tracked in Section 14). Divergence between PKCS#11 token state and metadata store state has no automated detection or reconciliation procedure.</w:t>
       </w:r>
     </w:p>
     <w:p/>
@@ -5781,7 +6095,7 @@
           <w:i w:val="0"/>
           <w:sz w:val="20"/>
         </w:rPr>
-        <w:t>Session Hijacking</w:t>
+        <w:t>Batch Atomicity</w:t>
       </w:r>
     </w:p>
     <w:p>
@@ -5791,7 +6105,49 @@
           <w:i w:val="0"/>
           <w:sz w:val="20"/>
         </w:rPr>
-        <w:t>TLS 1.3 with mTLS prevents session hijacking. KMIP request batch items must be validated atomically — partial batch success must not leave the system in an inconsistent state.</w:t>
+        <w:t>KMIP request batch items are processed independently — a failure partway through a batch does not roll back items that already succeeded.</w:t>
+      </w:r>
+    </w:p>
+    <w:p/>
+    <w:p>
+      <w:r>
+        <w:rPr>
+          <w:b/>
+          <w:i w:val="0"/>
+          <w:sz w:val="20"/>
+        </w:rPr>
+        <w:t>Access Control</w:t>
+      </w:r>
+    </w:p>
+    <w:p>
+      <w:r>
+        <w:rPr>
+          <w:b w:val="0"/>
+          <w:i w:val="0"/>
+          <w:sz w:val="20"/>
+        </w:rPr>
+        <w:t>Originally out of scope for this document; found later to be a real gap, not a future nice-to-have — every operation handler received an identity string but never checked it against anything, and "authentication" was one shared PIN shared by every caller. Fixed with the three-tier model in Section 10.2 (admin role, ownership, delegated grants). Remaining gap: no groups, no per-role operation allowlist, no dual-control / M-of-N approval for destructive operations.</w:t>
+      </w:r>
+    </w:p>
+    <w:p/>
+    <w:p>
+      <w:r>
+        <w:rPr>
+          <w:b/>
+          <w:i w:val="0"/>
+          <w:sz w:val="20"/>
+        </w:rPr>
+        <w:t>Session Concurrency</w:t>
+      </w:r>
+    </w:p>
+    <w:p>
+      <w:r>
+        <w:rPr>
+          <w:b w:val="0"/>
+          <w:i w:val="0"/>
+          <w:sz w:val="20"/>
+        </w:rPr>
+        <w:t>The server is multi-threaded (one thread per connection) but PKCS#11 access is not safe to parallelize casually. A session-pool design (one PKCS#11 session per thread, no cross-thread lock) was implemented and load-tested; it reproducibly either segfaulted the native pkcs11 extension or returned GeneralError/MechanismInvalid on most threads. Root cause: the python-pkcs11 binding calls C_Initialize(NULL), so the library never enables its own internal thread safety — separate sessions do not work around that. The fix in place is a single shared session behind a threading.RLock (pkcs11_shim/shim.py's @_synchronized decorator, applied to every session-touching method). This is the permanent design, not a stopgap: a real concurrent-session fix needs either a PKCS#11 binding that passes CKF_OS_LOCKING_OK at C_Initialize, or a multi-process worker pool — both larger changes than this codebase currently takes on.</w:t>
       </w:r>
     </w:p>
     <w:p/>
@@ -5812,28 +6168,7 @@
           <w:i w:val="0"/>
           <w:sz w:val="20"/>
         </w:rPr>
-        <w:t>Every KMIP operation (success or failure), including operator, timestamp, operation type, and object UUID, must be written to an immutable audit log.</w:t>
-      </w:r>
-    </w:p>
-    <w:p/>
-    <w:p>
-      <w:r>
-        <w:rPr>
-          <w:b/>
-          <w:i w:val="0"/>
-          <w:sz w:val="20"/>
-        </w:rPr>
-        <w:t>KMIP 3.0 PQC Readiness</w:t>
-      </w:r>
-    </w:p>
-    <w:p>
-      <w:r>
-        <w:rPr>
-          <w:b w:val="0"/>
-          <w:i w:val="0"/>
-          <w:sz w:val="20"/>
-        </w:rPr>
-        <w:t>Plan for ML-KEM and ML-DSA by ensuring the HSM firmware supports FIPS 203/204/205 mechanisms and the TLS stack supports hybrid key exchange (X25519Kyber768Draft00 or equivalent).</w:t>
+        <w:t>Not implemented. Operations are recorded via Python's logging module only — nothing persisted, queryable, or tamper-evident. There is no answer today to "who exported this key, and when" beyond whatever remains in a log file.</w:t>
       </w:r>
     </w:p>
     <w:p/>
@@ -5854,6 +6189,29 @@
         <w:t>14. Implementation Roadmap</w:t>
       </w:r>
     </w:p>
+    <w:p>
+      <w:r>
+        <w:rPr>
+          <w:b w:val="0"/>
+          <w:i w:val="0"/>
+          <w:sz w:val="20"/>
+        </w:rPr>
+        <w:t>The phased plan originally in this section (TTLV parser through PQC extensions) has been delivered and superseded by actual build history; PQC (KMIP 3.0 / ML-KEM / ML-DSA) was never pursued and is out of scope. What follows is the current state instead: what's done, and what's genuinely still missing.</w:t>
+      </w:r>
+    </w:p>
+    <w:p/>
+    <w:p>
+      <w:pPr>
+        <w:pStyle w:val="Heading2"/>
+        <w:jc w:val="left"/>
+      </w:pPr>
+      <w:r>
+        <w:rPr>
+          <w:color w:val="1E7348"/>
+        </w:rPr>
+        <w:t>14.1 Delivered</w:t>
+      </w:r>
+    </w:p>
     <w:tbl>
       <w:tblPr>
         <w:tblStyle w:val="TableGrid"/>
@@ -5861,14 +6219,13 @@
         <w:tblLook w:firstColumn="1" w:firstRow="1" w:lastColumn="0" w:lastRow="0" w:noHBand="0" w:noVBand="1" w:val="04A0"/>
       </w:tblPr>
       <w:tblGrid>
-        <w:gridCol w:w="3135"/>
-        <w:gridCol w:w="3135"/>
-        <w:gridCol w:w="3135"/>
+        <w:gridCol w:w="4703"/>
+        <w:gridCol w:w="4703"/>
       </w:tblGrid>
       <w:tr>
         <w:tc>
           <w:tcPr>
-            <w:tcW w:type="dxa" w:w="1701"/>
+            <w:tcW w:type="dxa" w:w="2551"/>
             <w:shd w:val="clear" w:color="auto" w:fill="1A5376"/>
           </w:tcPr>
           <w:p>
@@ -5881,13 +6238,13 @@
                 <w:color w:val="FFFFFF"/>
                 <w:sz w:val="18"/>
               </w:rPr>
-              <w:t>Phase</w:t>
+              <w:t>Area</w:t>
             </w:r>
           </w:p>
         </w:tc>
         <w:tc>
           <w:tcPr>
-            <w:tcW w:type="dxa" w:w="6803"/>
+            <w:tcW w:type="dxa" w:w="7654"/>
             <w:shd w:val="clear" w:color="auto" w:fill="1A5376"/>
           </w:tcPr>
           <w:p>
@@ -5900,13 +6257,242 @@
                 <w:color w:val="FFFFFF"/>
                 <w:sz w:val="18"/>
               </w:rPr>
-              <w:t>Deliverable</w:t>
+              <w:t>Status</w:t>
+            </w:r>
+          </w:p>
+        </w:tc>
+      </w:tr>
+      <w:tr>
+        <w:tc>
+          <w:tcPr>
+            <w:tcW w:type="dxa" w:w="2551"/>
+            <w:shd w:val="clear" w:color="auto" w:fill="EBF5FB"/>
+          </w:tcPr>
+          <w:p>
+            <w:r>
+              <w:rPr>
+                <w:sz w:val="18"/>
+              </w:rPr>
+              <w:t>Core protocol</w:t>
             </w:r>
           </w:p>
         </w:tc>
         <w:tc>
           <w:tcPr>
-            <w:tcW w:type="dxa" w:w="1701"/>
+            <w:tcW w:type="dxa" w:w="7654"/>
+            <w:shd w:val="clear" w:color="auto" w:fill="EBF5FB"/>
+          </w:tcPr>
+          <w:p>
+            <w:r>
+              <w:rPr>
+                <w:sz w:val="18"/>
+              </w:rPr>
+              <w:t>TTLV encoding/decoding, batching, BatchErrorContinuationOption, MaximumResponseSize</w:t>
+            </w:r>
+          </w:p>
+        </w:tc>
+      </w:tr>
+      <w:tr>
+        <w:tc>
+          <w:tcPr>
+            <w:tcW w:type="dxa" w:w="2551"/>
+            <w:shd w:val="clear" w:color="auto" w:fill="FFFFFF"/>
+          </w:tcPr>
+          <w:p>
+            <w:r>
+              <w:rPr>
+                <w:sz w:val="18"/>
+              </w:rPr>
+              <w:t>Operations</w:t>
+            </w:r>
+          </w:p>
+        </w:tc>
+        <w:tc>
+          <w:tcPr>
+            <w:tcW w:type="dxa" w:w="7654"/>
+            <w:shd w:val="clear" w:color="auto" w:fill="FFFFFF"/>
+          </w:tcPr>
+          <w:p>
+            <w:r>
+              <w:rPr>
+                <w:sz w:val="18"/>
+              </w:rPr>
+              <w:t>41 of 53 KMIP operations — the remaining 12 are session/async/vendor operations, a deliberate scope line (14.2)</w:t>
+            </w:r>
+          </w:p>
+        </w:tc>
+      </w:tr>
+      <w:tr>
+        <w:tc>
+          <w:tcPr>
+            <w:tcW w:type="dxa" w:w="2551"/>
+            <w:shd w:val="clear" w:color="auto" w:fill="EBF5FB"/>
+          </w:tcPr>
+          <w:p>
+            <w:r>
+              <w:rPr>
+                <w:sz w:val="18"/>
+              </w:rPr>
+              <w:t>Lifecycle</w:t>
+            </w:r>
+          </w:p>
+        </w:tc>
+        <w:tc>
+          <w:tcPr>
+            <w:tcW w:type="dxa" w:w="7654"/>
+            <w:shd w:val="clear" w:color="auto" w:fill="EBF5FB"/>
+          </w:tcPr>
+          <w:p>
+            <w:r>
+              <w:rPr>
+                <w:sz w:val="18"/>
+              </w:rPr>
+              <w:t>Full state machine, Archive/Recover, ReKey/ReKeyKeyPair/ReCertify, split-key XOR sharing</w:t>
+            </w:r>
+          </w:p>
+        </w:tc>
+      </w:tr>
+      <w:tr>
+        <w:tc>
+          <w:tcPr>
+            <w:tcW w:type="dxa" w:w="2551"/>
+            <w:shd w:val="clear" w:color="auto" w:fill="FFFFFF"/>
+          </w:tcPr>
+          <w:p>
+            <w:r>
+              <w:rPr>
+                <w:sz w:val="18"/>
+              </w:rPr>
+              <w:t>Algorithm coverage</w:t>
+            </w:r>
+          </w:p>
+        </w:tc>
+        <w:tc>
+          <w:tcPr>
+            <w:tcW w:type="dxa" w:w="7654"/>
+            <w:shd w:val="clear" w:color="auto" w:fill="FFFFFF"/>
+          </w:tcPr>
+          <w:p>
+            <w:r>
+              <w:rPr>
+                <w:sz w:val="18"/>
+              </w:rPr>
+              <w:t>15 of 40 CryptographicAlgorithm values, capability-probed at startup so unsupported ones fail cleanly rather than erroring deep in a PKCS#11 call</w:t>
+            </w:r>
+          </w:p>
+        </w:tc>
+      </w:tr>
+      <w:tr>
+        <w:tc>
+          <w:tcPr>
+            <w:tcW w:type="dxa" w:w="2551"/>
+            <w:shd w:val="clear" w:color="auto" w:fill="EBF5FB"/>
+          </w:tcPr>
+          <w:p>
+            <w:r>
+              <w:rPr>
+                <w:sz w:val="18"/>
+              </w:rPr>
+              <w:t>Access control</w:t>
+            </w:r>
+          </w:p>
+        </w:tc>
+        <w:tc>
+          <w:tcPr>
+            <w:tcW w:type="dxa" w:w="7654"/>
+            <w:shd w:val="clear" w:color="auto" w:fill="EBF5FB"/>
+          </w:tcPr>
+          <w:p>
+            <w:r>
+              <w:rPr>
+                <w:sz w:val="18"/>
+              </w:rPr>
+              <w:t>Owner-only enforcement, admin role, delegated per-object grants (Section 10.2)</w:t>
+            </w:r>
+          </w:p>
+        </w:tc>
+      </w:tr>
+      <w:tr>
+        <w:tc>
+          <w:tcPr>
+            <w:tcW w:type="dxa" w:w="2551"/>
+            <w:shd w:val="clear" w:color="auto" w:fill="FFFFFF"/>
+          </w:tcPr>
+          <w:p>
+            <w:r>
+              <w:rPr>
+                <w:sz w:val="18"/>
+              </w:rPr>
+              <w:t>Session concurrency</w:t>
+            </w:r>
+          </w:p>
+        </w:tc>
+        <w:tc>
+          <w:tcPr>
+            <w:tcW w:type="dxa" w:w="7654"/>
+            <w:shd w:val="clear" w:color="auto" w:fill="FFFFFF"/>
+          </w:tcPr>
+          <w:p>
+            <w:r>
+              <w:rPr>
+                <w:sz w:val="18"/>
+              </w:rPr>
+              <w:t>Single locked PKCS#11 session — the permanent design, not a stopgap (Section 13)</w:t>
+            </w:r>
+          </w:p>
+        </w:tc>
+      </w:tr>
+    </w:tbl>
+    <w:p/>
+    <w:p>
+      <w:pPr>
+        <w:pStyle w:val="Heading2"/>
+        <w:jc w:val="left"/>
+      </w:pPr>
+      <w:r>
+        <w:rPr>
+          <w:color w:val="1E7348"/>
+        </w:rPr>
+        <w:t>14.2 Deliberately out of scope</w:t>
+      </w:r>
+    </w:p>
+    <w:p>
+      <w:r>
+        <w:rPr>
+          <w:b w:val="0"/>
+          <w:i w:val="0"/>
+          <w:sz w:val="20"/>
+        </w:rPr>
+        <w:t>Cancel, Poll, Notify, Put, Log, Login, Logout, DelegatedLogin, SetEndpointRole, PKCS11, Interop, ReProvision — session/async/vendor operations that don't fit this server's synchronous, per-request-authenticated model.</w:t>
+      </w:r>
+    </w:p>
+    <w:p/>
+    <w:p>
+      <w:pPr>
+        <w:pStyle w:val="Heading2"/>
+        <w:jc w:val="left"/>
+      </w:pPr>
+      <w:r>
+        <w:rPr>
+          <w:color w:val="1E7348"/>
+        </w:rPr>
+        <w:t>14.3 Genuinely remaining</w:t>
+      </w:r>
+    </w:p>
+    <w:tbl>
+      <w:tblPr>
+        <w:tblStyle w:val="TableGrid"/>
+        <w:tblW w:type="auto" w:w="0"/>
+        <w:tblLook w:firstColumn="1" w:firstRow="1" w:lastColumn="0" w:lastRow="0" w:noHBand="0" w:noVBand="1" w:val="04A0"/>
+      </w:tblPr>
+      <w:tblGrid>
+        <w:gridCol w:w="4703"/>
+        <w:gridCol w:w="4703"/>
+      </w:tblGrid>
+      <w:tr>
+        <w:tc>
+          <w:tcPr>
+            <w:tcW w:type="dxa" w:w="2551"/>
             <w:shd w:val="clear" w:color="auto" w:fill="1A5376"/>
           </w:tcPr>
           <w:p>
@@ -5919,7 +6505,26 @@
                 <w:color w:val="FFFFFF"/>
                 <w:sz w:val="18"/>
               </w:rPr>
-              <w:t>Duration</w:t>
+              <w:t>Area</w:t>
+            </w:r>
+          </w:p>
+        </w:tc>
+        <w:tc>
+          <w:tcPr>
+            <w:tcW w:type="dxa" w:w="7654"/>
+            <w:shd w:val="clear" w:color="auto" w:fill="1A5376"/>
+          </w:tcPr>
+          <w:p>
+            <w:pPr>
+              <w:jc w:val="center"/>
+            </w:pPr>
+            <w:r>
+              <w:rPr>
+                <w:b/>
+                <w:color w:val="FFFFFF"/>
+                <w:sz w:val="18"/>
+              </w:rPr>
+              <w:t>Gap</w:t>
             </w:r>
           </w:p>
         </w:tc>
@@ -5927,7 +6532,7 @@
       <w:tr>
         <w:tc>
           <w:tcPr>
-            <w:tcW w:type="dxa" w:w="1701"/>
+            <w:tcW w:type="dxa" w:w="2551"/>
             <w:shd w:val="clear" w:color="auto" w:fill="EBF5FB"/>
           </w:tcPr>
           <w:p>
@@ -5935,13 +6540,13 @@
               <w:rPr>
                 <w:sz w:val="18"/>
               </w:rPr>
-              <w:t>Phase 1</w:t>
+              <w:t>Audit</w:t>
             </w:r>
           </w:p>
         </w:tc>
         <w:tc>
           <w:tcPr>
-            <w:tcW w:type="dxa" w:w="6803"/>
+            <w:tcW w:type="dxa" w:w="7654"/>
             <w:shd w:val="clear" w:color="auto" w:fill="EBF5FB"/>
           </w:tcPr>
           <w:p>
@@ -5949,13 +6554,45 @@
               <w:rPr>
                 <w:sz w:val="18"/>
               </w:rPr>
-              <w:t>TTLV parser + serializer (all primitive types + structures)</w:t>
+              <w:t>No persisted, queryable, tamper-evident log of who did what to which object when</w:t>
+            </w:r>
+          </w:p>
+        </w:tc>
+      </w:tr>
+      <w:tr>
+        <w:tc>
+          <w:tcPr>
+            <w:tcW w:type="dxa" w:w="2551"/>
+            <w:shd w:val="clear" w:color="auto" w:fill="FFFFFF"/>
+          </w:tcPr>
+          <w:p>
+            <w:r>
+              <w:rPr>
+                <w:sz w:val="18"/>
+              </w:rPr>
+              <w:t>TLS</w:t>
             </w:r>
           </w:p>
         </w:tc>
         <w:tc>
           <w:tcPr>
-            <w:tcW w:type="dxa" w:w="1701"/>
+            <w:tcW w:type="dxa" w:w="7654"/>
+            <w:shd w:val="clear" w:color="auto" w:fill="FFFFFF"/>
+          </w:tcPr>
+          <w:p>
+            <w:r>
+              <w:rPr>
+                <w:sz w:val="18"/>
+              </w:rPr>
+              <w:t>Optional, not enforced by default; static cert/key path, no rotation or ACME</w:t>
+            </w:r>
+          </w:p>
+        </w:tc>
+      </w:tr>
+      <w:tr>
+        <w:tc>
+          <w:tcPr>
+            <w:tcW w:type="dxa" w:w="2551"/>
             <w:shd w:val="clear" w:color="auto" w:fill="EBF5FB"/>
           </w:tcPr>
           <w:p>
@@ -5963,7 +6600,21 @@
               <w:rPr>
                 <w:sz w:val="18"/>
               </w:rPr>
-              <w:t>3 weeks</w:t>
+              <w:t>HSM validation</w:t>
+            </w:r>
+          </w:p>
+        </w:tc>
+        <w:tc>
+          <w:tcPr>
+            <w:tcW w:type="dxa" w:w="7654"/>
+            <w:shd w:val="clear" w:color="auto" w:fill="EBF5FB"/>
+          </w:tcPr>
+          <w:p>
+            <w:r>
+              <w:rPr>
+                <w:sz w:val="18"/>
+              </w:rPr>
+              <w:t>SoftHSM2 is not FIPS 140-2/3 or Common Criteria validated</w:t>
             </w:r>
           </w:p>
         </w:tc>
@@ -5971,7 +6622,7 @@
       <w:tr>
         <w:tc>
           <w:tcPr>
-            <w:tcW w:type="dxa" w:w="1701"/>
+            <w:tcW w:type="dxa" w:w="2551"/>
             <w:shd w:val="clear" w:color="auto" w:fill="FFFFFF"/>
           </w:tcPr>
           <w:p>
@@ -5979,13 +6630,13 @@
               <w:rPr>
                 <w:sz w:val="18"/>
               </w:rPr>
-              <w:t>Phase 2</w:t>
+              <w:t>RBAC depth</w:t>
             </w:r>
           </w:p>
         </w:tc>
         <w:tc>
           <w:tcPr>
-            <w:tcW w:type="dxa" w:w="6803"/>
+            <w:tcW w:type="dxa" w:w="7654"/>
             <w:shd w:val="clear" w:color="auto" w:fill="FFFFFF"/>
           </w:tcPr>
           <w:p>
@@ -5993,13 +6644,45 @@
               <w:rPr>
                 <w:sz w:val="18"/>
               </w:rPr>
-              <w:t>PKCS#11 shim: session pool, C_GenerateKey, C_DestroyObject</w:t>
+              <w:t>No groups, no per-role operation allowlist, no dual control / M-of-N approval for destructive operations</w:t>
+            </w:r>
+          </w:p>
+        </w:tc>
+      </w:tr>
+      <w:tr>
+        <w:tc>
+          <w:tcPr>
+            <w:tcW w:type="dxa" w:w="2551"/>
+            <w:shd w:val="clear" w:color="auto" w:fill="EBF5FB"/>
+          </w:tcPr>
+          <w:p>
+            <w:r>
+              <w:rPr>
+                <w:sz w:val="18"/>
+              </w:rPr>
+              <w:t>HA / backup</w:t>
             </w:r>
           </w:p>
         </w:tc>
         <w:tc>
           <w:tcPr>
-            <w:tcW w:type="dxa" w:w="1701"/>
+            <w:tcW w:type="dxa" w:w="7654"/>
+            <w:shd w:val="clear" w:color="auto" w:fill="EBF5FB"/>
+          </w:tcPr>
+          <w:p>
+            <w:r>
+              <w:rPr>
+                <w:sz w:val="18"/>
+              </w:rPr>
+              <w:t>Single process, single SQLite file, single HSM token; no clustering, replication, or coordinated backup/restore</w:t>
+            </w:r>
+          </w:p>
+        </w:tc>
+      </w:tr>
+      <w:tr>
+        <w:tc>
+          <w:tcPr>
+            <w:tcW w:type="dxa" w:w="2551"/>
             <w:shd w:val="clear" w:color="auto" w:fill="FFFFFF"/>
           </w:tcPr>
           <w:p>
@@ -6007,7 +6690,21 @@
               <w:rPr>
                 <w:sz w:val="18"/>
               </w:rPr>
-              <w:t>2 weeks</w:t>
+              <w:t>Key governance</w:t>
+            </w:r>
+          </w:p>
+        </w:tc>
+        <w:tc>
+          <w:tcPr>
+            <w:tcW w:type="dxa" w:w="7654"/>
+            <w:shd w:val="clear" w:color="auto" w:fill="FFFFFF"/>
+          </w:tcPr>
+          <w:p>
+            <w:r>
+              <w:rPr>
+                <w:sz w:val="18"/>
+              </w:rPr>
+              <w:t>No cryptoperiod enforcement, auto-rotation, or expiry alerting — every lifecycle transition is reactive to an explicit client call</w:t>
             </w:r>
           </w:p>
         </w:tc>
@@ -6015,7 +6712,7 @@
       <w:tr>
         <w:tc>
           <w:tcPr>
-            <w:tcW w:type="dxa" w:w="1701"/>
+            <w:tcW w:type="dxa" w:w="2551"/>
             <w:shd w:val="clear" w:color="auto" w:fill="EBF5FB"/>
           </w:tcPr>
           <w:p>
@@ -6023,13 +6720,13 @@
               <w:rPr>
                 <w:sz w:val="18"/>
               </w:rPr>
-              <w:t>Phase 3</w:t>
+              <w:t>Query surface</w:t>
             </w:r>
           </w:p>
         </w:tc>
         <w:tc>
           <w:tcPr>
-            <w:tcW w:type="dxa" w:w="6803"/>
+            <w:tcW w:type="dxa" w:w="7654"/>
             <w:shd w:val="clear" w:color="auto" w:fill="EBF5FB"/>
           </w:tcPr>
           <w:p>
@@ -6037,329 +6734,7 @@
               <w:rPr>
                 <w:sz w:val="18"/>
               </w:rPr>
-              <w:t>Metadata Store schema + CRUD layer</w:t>
-            </w:r>
-          </w:p>
-        </w:tc>
-        <w:tc>
-          <w:tcPr>
-            <w:tcW w:type="dxa" w:w="1701"/>
-            <w:shd w:val="clear" w:color="auto" w:fill="EBF5FB"/>
-          </w:tcPr>
-          <w:p>
-            <w:r>
-              <w:rPr>
-                <w:sz w:val="18"/>
-              </w:rPr>
-              <w:t>1 week</w:t>
-            </w:r>
-          </w:p>
-        </w:tc>
-      </w:tr>
-      <w:tr>
-        <w:tc>
-          <w:tcPr>
-            <w:tcW w:type="dxa" w:w="1701"/>
-            <w:shd w:val="clear" w:color="auto" w:fill="FFFFFF"/>
-          </w:tcPr>
-          <w:p>
-            <w:r>
-              <w:rPr>
-                <w:sz w:val="18"/>
-              </w:rPr>
-              <w:t>Phase 4</w:t>
-            </w:r>
-          </w:p>
-        </w:tc>
-        <w:tc>
-          <w:tcPr>
-            <w:tcW w:type="dxa" w:w="6803"/>
-            <w:shd w:val="clear" w:color="auto" w:fill="FFFFFF"/>
-          </w:tcPr>
-          <w:p>
-            <w:r>
-              <w:rPr>
-                <w:sz w:val="18"/>
-              </w:rPr>
-              <w:t>Create, Register, Get, Destroy, Locate operations</w:t>
-            </w:r>
-          </w:p>
-        </w:tc>
-        <w:tc>
-          <w:tcPr>
-            <w:tcW w:type="dxa" w:w="1701"/>
-            <w:shd w:val="clear" w:color="auto" w:fill="FFFFFF"/>
-          </w:tcPr>
-          <w:p>
-            <w:r>
-              <w:rPr>
-                <w:sz w:val="18"/>
-              </w:rPr>
-              <w:t>3 weeks</w:t>
-            </w:r>
-          </w:p>
-        </w:tc>
-      </w:tr>
-      <w:tr>
-        <w:tc>
-          <w:tcPr>
-            <w:tcW w:type="dxa" w:w="1701"/>
-            <w:shd w:val="clear" w:color="auto" w:fill="EBF5FB"/>
-          </w:tcPr>
-          <w:p>
-            <w:r>
-              <w:rPr>
-                <w:sz w:val="18"/>
-              </w:rPr>
-              <w:t>Phase 5</w:t>
-            </w:r>
-          </w:p>
-        </w:tc>
-        <w:tc>
-          <w:tcPr>
-            <w:tcW w:type="dxa" w:w="6803"/>
-            <w:shd w:val="clear" w:color="auto" w:fill="EBF5FB"/>
-          </w:tcPr>
-          <w:p>
-            <w:r>
-              <w:rPr>
-                <w:sz w:val="18"/>
-              </w:rPr>
-              <w:t>Lifecycle engine (Activate, Revoke, state machine)</w:t>
-            </w:r>
-          </w:p>
-        </w:tc>
-        <w:tc>
-          <w:tcPr>
-            <w:tcW w:type="dxa" w:w="1701"/>
-            <w:shd w:val="clear" w:color="auto" w:fill="EBF5FB"/>
-          </w:tcPr>
-          <w:p>
-            <w:r>
-              <w:rPr>
-                <w:sz w:val="18"/>
-              </w:rPr>
-              <w:t>2 weeks</w:t>
-            </w:r>
-          </w:p>
-        </w:tc>
-      </w:tr>
-      <w:tr>
-        <w:tc>
-          <w:tcPr>
-            <w:tcW w:type="dxa" w:w="1701"/>
-            <w:shd w:val="clear" w:color="auto" w:fill="FFFFFF"/>
-          </w:tcPr>
-          <w:p>
-            <w:r>
-              <w:rPr>
-                <w:sz w:val="18"/>
-              </w:rPr>
-              <w:t>Phase 6</w:t>
-            </w:r>
-          </w:p>
-        </w:tc>
-        <w:tc>
-          <w:tcPr>
-            <w:tcW w:type="dxa" w:w="6803"/>
-            <w:shd w:val="clear" w:color="auto" w:fill="FFFFFF"/>
-          </w:tcPr>
-          <w:p>
-            <w:r>
-              <w:rPr>
-                <w:sz w:val="18"/>
-              </w:rPr>
-              <w:t>Encrypt, Decrypt, Sign, Verify, MAC operations</w:t>
-            </w:r>
-          </w:p>
-        </w:tc>
-        <w:tc>
-          <w:tcPr>
-            <w:tcW w:type="dxa" w:w="1701"/>
-            <w:shd w:val="clear" w:color="auto" w:fill="FFFFFF"/>
-          </w:tcPr>
-          <w:p>
-            <w:r>
-              <w:rPr>
-                <w:sz w:val="18"/>
-              </w:rPr>
-              <w:t>2 weeks</w:t>
-            </w:r>
-          </w:p>
-        </w:tc>
-      </w:tr>
-      <w:tr>
-        <w:tc>
-          <w:tcPr>
-            <w:tcW w:type="dxa" w:w="1701"/>
-            <w:shd w:val="clear" w:color="auto" w:fill="EBF5FB"/>
-          </w:tcPr>
-          <w:p>
-            <w:r>
-              <w:rPr>
-                <w:sz w:val="18"/>
-              </w:rPr>
-              <w:t>Phase 7</w:t>
-            </w:r>
-          </w:p>
-        </w:tc>
-        <w:tc>
-          <w:tcPr>
-            <w:tcW w:type="dxa" w:w="6803"/>
-            <w:shd w:val="clear" w:color="auto" w:fill="EBF5FB"/>
-          </w:tcPr>
-          <w:p>
-            <w:r>
-              <w:rPr>
-                <w:sz w:val="18"/>
-              </w:rPr>
-              <w:t>TLS 1.3 / mTLS server, Auth module, ACL</w:t>
-            </w:r>
-          </w:p>
-        </w:tc>
-        <w:tc>
-          <w:tcPr>
-            <w:tcW w:type="dxa" w:w="1701"/>
-            <w:shd w:val="clear" w:color="auto" w:fill="EBF5FB"/>
-          </w:tcPr>
-          <w:p>
-            <w:r>
-              <w:rPr>
-                <w:sz w:val="18"/>
-              </w:rPr>
-              <w:t>2 weeks</w:t>
-            </w:r>
-          </w:p>
-        </w:tc>
-      </w:tr>
-      <w:tr>
-        <w:tc>
-          <w:tcPr>
-            <w:tcW w:type="dxa" w:w="1701"/>
-            <w:shd w:val="clear" w:color="auto" w:fill="FFFFFF"/>
-          </w:tcPr>
-          <w:p>
-            <w:r>
-              <w:rPr>
-                <w:sz w:val="18"/>
-              </w:rPr>
-              <w:t>Phase 8</w:t>
-            </w:r>
-          </w:p>
-        </w:tc>
-        <w:tc>
-          <w:tcPr>
-            <w:tcW w:type="dxa" w:w="6803"/>
-            <w:shd w:val="clear" w:color="auto" w:fill="FFFFFF"/>
-          </w:tcPr>
-          <w:p>
-            <w:r>
-              <w:rPr>
-                <w:sz w:val="18"/>
-              </w:rPr>
-              <w:t>KMIP 2.1 compliance testing (OASIS test vectors)</w:t>
-            </w:r>
-          </w:p>
-        </w:tc>
-        <w:tc>
-          <w:tcPr>
-            <w:tcW w:type="dxa" w:w="1701"/>
-            <w:shd w:val="clear" w:color="auto" w:fill="FFFFFF"/>
-          </w:tcPr>
-          <w:p>
-            <w:r>
-              <w:rPr>
-                <w:sz w:val="18"/>
-              </w:rPr>
-              <w:t>2 weeks</w:t>
-            </w:r>
-          </w:p>
-        </w:tc>
-      </w:tr>
-      <w:tr>
-        <w:tc>
-          <w:tcPr>
-            <w:tcW w:type="dxa" w:w="1701"/>
-            <w:shd w:val="clear" w:color="auto" w:fill="EBF5FB"/>
-          </w:tcPr>
-          <w:p>
-            <w:r>
-              <w:rPr>
-                <w:sz w:val="18"/>
-              </w:rPr>
-              <w:t>Phase 9</w:t>
-            </w:r>
-          </w:p>
-        </w:tc>
-        <w:tc>
-          <w:tcPr>
-            <w:tcW w:type="dxa" w:w="6803"/>
-            <w:shd w:val="clear" w:color="auto" w:fill="EBF5FB"/>
-          </w:tcPr>
-          <w:p>
-            <w:r>
-              <w:rPr>
-                <w:sz w:val="18"/>
-              </w:rPr>
-              <w:t>Derive Key, Re-key, Import/Export, batch support</w:t>
-            </w:r>
-          </w:p>
-        </w:tc>
-        <w:tc>
-          <w:tcPr>
-            <w:tcW w:type="dxa" w:w="1701"/>
-            <w:shd w:val="clear" w:color="auto" w:fill="EBF5FB"/>
-          </w:tcPr>
-          <w:p>
-            <w:r>
-              <w:rPr>
-                <w:sz w:val="18"/>
-              </w:rPr>
-              <w:t>2 weeks</w:t>
-            </w:r>
-          </w:p>
-        </w:tc>
-      </w:tr>
-      <w:tr>
-        <w:tc>
-          <w:tcPr>
-            <w:tcW w:type="dxa" w:w="1701"/>
-            <w:shd w:val="clear" w:color="auto" w:fill="FFFFFF"/>
-          </w:tcPr>
-          <w:p>
-            <w:r>
-              <w:rPr>
-                <w:sz w:val="18"/>
-              </w:rPr>
-              <w:t>Phase 10</w:t>
-            </w:r>
-          </w:p>
-        </w:tc>
-        <w:tc>
-          <w:tcPr>
-            <w:tcW w:type="dxa" w:w="6803"/>
-            <w:shd w:val="clear" w:color="auto" w:fill="FFFFFF"/>
-          </w:tcPr>
-          <w:p>
-            <w:r>
-              <w:rPr>
-                <w:sz w:val="18"/>
-              </w:rPr>
-              <w:t>PQC extensions (KMIP 3.0 ML-KEM, ML-DSA, TLS hybrid)</w:t>
-            </w:r>
-          </w:p>
-        </w:tc>
-        <w:tc>
-          <w:tcPr>
-            <w:tcW w:type="dxa" w:w="1701"/>
-            <w:shd w:val="clear" w:color="auto" w:fill="FFFFFF"/>
-          </w:tcPr>
-          <w:p>
-            <w:r>
-              <w:rPr>
-                <w:sz w:val="18"/>
-              </w:rPr>
-              <w:t>3 weeks</w:t>
+              <w:t>3 of 12 QueryFunction values handled — the rest are narrow capability-discovery variants this server has nothing to report for</w:t>
             </w:r>
           </w:p>
         </w:tc>
@@ -6391,7 +6766,7 @@
         <w:rPr>
           <w:sz w:val="18"/>
         </w:rPr>
-        <w:t>[1]  OASIS KMIP Specification v2.1 — https://docs.oasis-open.org/kmip/kmip-spec/v2.1/</w:t>
+        <w:t>[1]  OASIS KMIP Specification v2.1 — https://docs.oasis-open.org/kmip/kmip-spec/v2.1/os/kmip-spec-v2.1-os.html</w:t>
       </w:r>
     </w:p>
     <w:p>
@@ -6402,7 +6777,7 @@
         <w:rPr>
           <w:sz w:val="18"/>
         </w:rPr>
-        <w:t>[2]  OASIS KMIP Profiles v2.1 — https://docs.oasis-open.org/kmip/kmip-profiles/v2.1/</w:t>
+        <w:t>[2]  OASIS KMIP Test Cases v2.1 — https://docs.oasis-open.org/kmip/kmip-testcases/v2.1/</w:t>
       </w:r>
     </w:p>
     <w:p>
@@ -6424,7 +6799,7 @@
         <w:rPr>
           <w:sz w:val="18"/>
         </w:rPr>
-        <w:t>[4]  KMIP Specification v3.0 CSD01 (August 2024) — https://docs.oasis-open.org/kmip/kmip-spec/v3.0/</w:t>
+        <w:t>[4]  OASIS PKCS#11 Specification v3.0 — https://docs.oasis-open.org/pkcs11/pkcs11-spec/v3.0/</w:t>
       </w:r>
     </w:p>
     <w:p>
@@ -6435,7 +6810,7 @@
         <w:rPr>
           <w:sz w:val="18"/>
         </w:rPr>
-        <w:t>[5]  OASIS PKCS#11 v3.0 — https://docs.oasis-open.org/pkcs11/pkcs11-base/v3.0/</w:t>
+        <w:t>[5]  RFC 8446 — The Transport Layer Security (TLS) Protocol Version 1.3</w:t>
       </w:r>
     </w:p>
     <w:p>
@@ -6446,7 +6821,7 @@
         <w:rPr>
           <w:sz w:val="18"/>
         </w:rPr>
-        <w:t>[6]  RFC 8446 — The Transport Layer Security (TLS) Protocol Version 1.3</w:t>
+        <w:t>[6]  SoftHSM2 — https://github.com/opendnssec/SoftHSMv2</w:t>
       </w:r>
     </w:p>
     <w:p>
@@ -6457,7 +6832,7 @@
         <w:rPr>
           <w:sz w:val="18"/>
         </w:rPr>
-        <w:t>[7]  NIST FIPS 203 — Module-Lattice-Based Key-Encapsulation Mechanism (ML-KEM)</w:t>
+        <w:t>[7]  python-pkcs11 — https://python-pkcs11.readthedocs.io/</w:t>
       </w:r>
     </w:p>
     <w:p>
@@ -6468,7 +6843,7 @@
         <w:rPr>
           <w:sz w:val="18"/>
         </w:rPr>
-        <w:t>[8]  NIST FIPS 204 — Module-Lattice-Based Digital Signature Standard (ML-DSA)</w:t>
+        <w:t>[8]  cascade-hsm-bridge (NLnet Labs) — https://github.com/NLnetLabs/cascade-hsm-bridge</w:t>
       </w:r>
     </w:p>
     <w:p>
@@ -6479,7 +6854,7 @@
         <w:rPr>
           <w:sz w:val="18"/>
         </w:rPr>
-        <w:t>[9]  NIST FIPS 205 — Stateless Hash-Based Digital Signature Standard (SLH-DSA)</w:t>
+        <w:t>[9]  P6R KMIP Server Gateway — https://support.p6r.com/p6r/docs/ksg/</w:t>
       </w:r>
     </w:p>
     <w:p>
@@ -6490,40 +6865,7 @@
         <w:rPr>
           <w:sz w:val="18"/>
         </w:rPr>
-        <w:t>[10] cascade-hsm-bridge (NLnet Labs) — https://github.com/NLnetLabs/cascade-hsm-bridge</w:t>
-      </w:r>
-    </w:p>
-    <w:p>
-      <w:pPr>
-        <w:pStyle w:val="ListNumber"/>
-      </w:pPr>
-      <w:r>
-        <w:rPr>
-          <w:sz w:val="18"/>
-        </w:rPr>
-        <w:t>[11] P6R KMIP Server Gateway — https://support.p6r.com/p6r/docs/ksg/</w:t>
-      </w:r>
-    </w:p>
-    <w:p>
-      <w:pPr>
-        <w:pStyle w:val="ListNumber"/>
-      </w:pPr>
-      <w:r>
-        <w:rPr>
-          <w:sz w:val="18"/>
-        </w:rPr>
-        <w:t>[12] OpenKMIP / PyKMIP — https://github.com/OpenKMIP/PyKMIP</w:t>
-      </w:r>
-    </w:p>
-    <w:p>
-      <w:pPr>
-        <w:pStyle w:val="ListNumber"/>
-      </w:pPr>
-      <w:r>
-        <w:rPr>
-          <w:sz w:val="18"/>
-        </w:rPr>
-        <w:t>[13] KMIP Additional Message Encodings v1.0 — https://docs.oasis-open.org/kmip/kmip-addtl-msg-enc/</w:t>
+        <w:t>[10] OpenKMIP / PyKMIP — https://github.com/OpenKMIP/PyKMIP</w:t>
       </w:r>
     </w:p>
     <w:p/>

--- a/KMIP_PKCS11_Design_Document.docx
+++ b/KMIP_PKCS11_Design_Document.docx
@@ -40,7 +40,7 @@
         <w:rPr>
           <w:sz w:val="20"/>
         </w:rPr>
-        <w:t>Version 1.0  ·  August 10, 2026</w:t>
+        <w:t>Version 1.0  ·  August 18, 2026</w:t>
         <w:br/>
         <w:t>Classification: Internal</w:t>
       </w:r>
@@ -5112,10 +5112,198 @@
       <w:r>
         <w:rPr>
           <w:b w:val="0"/>
+          <w:i w:val="0"/>
+          <w:sz w:val="20"/>
+        </w:rPr>
+        <w:t>A fourth tier sits alongside the third: a grantee named "group:&lt;name&gt;" reaches every member of that group, so access follows team membership rather than being re-granted per person, and leaving the group withdraws it. Separately, and before any of these tiers, a role may carry an operation allowlist — if any role an identity holds names a set of permitted operations, the identity may perform only the union of those sets. That check is opt-in: an identity whose roles define no allowlist is unrestricted at this layer, so introducing roles never silently locks anyone out. It narrows what an identity may do; it never widens it, and admin is exempt.</w:t>
+      </w:r>
+    </w:p>
+    <w:p/>
+    <w:p>
+      <w:r>
+        <w:rPr>
+          <w:b w:val="0"/>
           <w:i/>
           <w:sz w:val="18"/>
         </w:rPr>
-        <w:t>There is no KMIP wire operation for role or grant management — the specification doesn't define one. Both are a MetadataStore admin surface, called directly by an admin script or console, not exposed over the network. There are no groups and no per-role operation allowlist yet — every non-admin identity is evaluated individually against ownership and grants (Section 14 — Roadmap).</w:t>
+        <w:t>There is no KMIP wire operation for identity, role, group or grant management — the specification doesn't define one. All of it is an admin surface: the kmip-admin CLI, or the MetadataStore called directly, never exposed over the network.</w:t>
+      </w:r>
+    </w:p>
+    <w:p/>
+    <w:p>
+      <w:pPr>
+        <w:pStyle w:val="Heading2"/>
+        <w:jc w:val="left"/>
+      </w:pPr>
+      <w:r>
+        <w:rPr>
+          <w:color w:val="1E7348"/>
+        </w:rPr>
+        <w:t>10.3 Governance — Cryptoperiods and Dual Control</w:t>
+      </w:r>
+    </w:p>
+    <w:p>
+      <w:r>
+        <w:rPr>
+          <w:b w:val="0"/>
+          <w:i w:val="0"/>
+          <w:sz w:val="20"/>
+        </w:rPr>
+        <w:t>Access control decides who may ask. Governance is the part that acts without being asked, and the part that stops one person acting alone. Both are off by default and enabled in the governance: section of the configuration file.</w:t>
+      </w:r>
+    </w:p>
+    <w:p/>
+    <w:p>
+      <w:r>
+        <w:rPr>
+          <w:b/>
+          <w:i w:val="0"/>
+          <w:sz w:val="20"/>
+        </w:rPr>
+        <w:t>Cryptoperiod enforcement (lifecycle/governance.py)</w:t>
+      </w:r>
+    </w:p>
+    <w:p>
+      <w:r>
+        <w:rPr>
+          <w:b w:val="0"/>
+          <w:i w:val="0"/>
+          <w:sz w:val="20"/>
+        </w:rPr>
+        <w:t>Every lifecycle transition described so far is reactive: a key becomes Deactivated because a client asked, never because its cryptoperiod ran out. That is the gap between a key server and a key management service — a key with a two-year cryptoperiod stays Active into year five unless somebody remembers. KMIP defines no separate cryptoperiod attribute; the Deactivation Date is the end of the period, so a cryptoperiod here stays inside the standard attribute model rather than inventing a parallel one.</w:t>
+      </w:r>
+    </w:p>
+    <w:p/>
+    <w:p>
+      <w:pPr>
+        <w:pStyle w:val="ListBullet"/>
+      </w:pPr>
+      <w:r>
+        <w:rPr>
+          <w:sz w:val="20"/>
+        </w:rPr>
+        <w:t>KeyLifecycleScheduler scans every scan_interval_seconds and deactivates keys whose Deactivation Date has passed.</w:t>
+      </w:r>
+    </w:p>
+    <w:p>
+      <w:pPr>
+        <w:pStyle w:val="ListBullet"/>
+      </w:pPr>
+      <w:r>
+        <w:rPr>
+          <w:sz w:val="20"/>
+        </w:rPr>
+        <w:t>It warns warn_days ahead, so rotation is planned rather than discovered.</w:t>
+      </w:r>
+    </w:p>
+    <w:p>
+      <w:pPr>
+        <w:pStyle w:val="ListBullet"/>
+      </w:pPr>
+      <w:r>
+        <w:rPr>
+          <w:sz w:val="20"/>
+        </w:rPr>
+        <w:t>With auto_rotate it first creates a replacement symmetric key, cross-linked to the old one with Link_ReplacementKey / Link_ReplacedKey — exactly the lineage a client-driven ReKey produces, so downstream tooling does not need to tell them apart. Rotation runs before deactivation so a replacement exists before the old key stops being usable; if it fails, the key is deactivated anyway, because an expired key left Active is the worse outcome.</w:t>
+      </w:r>
+    </w:p>
+    <w:p>
+      <w:pPr>
+        <w:pStyle w:val="ListBullet"/>
+      </w:pPr>
+      <w:r>
+        <w:rPr>
+          <w:sz w:val="20"/>
+        </w:rPr>
+        <w:t>Every action is audited under the identity "system:scheduler", so an automated deactivation is as attributable as a human one.</w:t>
+      </w:r>
+    </w:p>
+    <w:p>
+      <w:pPr>
+        <w:pStyle w:val="ListBullet"/>
+      </w:pPr>
+      <w:r>
+        <w:rPr>
+          <w:sz w:val="20"/>
+        </w:rPr>
+        <w:t>In a multi-worker deployment only worker 0 runs the scheduler — cryptoperiod enforcement is a whole-deployment job, and running it in every worker would have them race to deactivate the same keys.</w:t>
+      </w:r>
+    </w:p>
+    <w:p/>
+    <w:p>
+      <w:r>
+        <w:rPr>
+          <w:b/>
+          <w:i w:val="0"/>
+          <w:sz w:val="20"/>
+        </w:rPr>
+        <w:t>Dual control (lifecycle/dual_control.py)</w:t>
+      </w:r>
+    </w:p>
+    <w:p>
+      <w:r>
+        <w:rPr>
+          <w:b w:val="0"/>
+          <w:i w:val="0"/>
+          <w:sz w:val="20"/>
+        </w:rPr>
+        <w:t>Destroy zeroizes key material on the token; Export hands out key bytes. Under dual control those do not execute on request: the first attempt is refused and records an approval request, enough other identities approve it out of band, and the requester retries. The check runs in the dispatcher before the handler, so a blocked operation has no effect at all — the point of dual control is that the destructive step never happens without the second signature.</w:t>
+      </w:r>
+    </w:p>
+    <w:p/>
+    <w:p>
+      <w:pPr>
+        <w:pStyle w:val="ListBullet"/>
+      </w:pPr>
+      <w:r>
+        <w:rPr>
+          <w:sz w:val="20"/>
+        </w:rPr>
+        <w:t>An approver may never be the requester — enforced in the store, not in the policy layer, so it holds however approvals are submitted.</w:t>
+      </w:r>
+    </w:p>
+    <w:p>
+      <w:pPr>
+        <w:pStyle w:val="ListBullet"/>
+      </w:pPr>
+      <w:r>
+        <w:rPr>
+          <w:sz w:val="20"/>
+        </w:rPr>
+        <w:t>An approval authorises exactly one attempt, on one object, by one identity. It is consumed on use rather than becoming a standing permission, and consumed before the handler runs, so a handler that fails partway leaves no reusable approval behind.</w:t>
+      </w:r>
+    </w:p>
+    <w:p>
+      <w:pPr>
+        <w:pStyle w:val="ListBullet"/>
+      </w:pPr>
+      <w:r>
+        <w:rPr>
+          <w:sz w:val="20"/>
+        </w:rPr>
+        <w:t>Approvals expire (approval_ttl_seconds), and a retry reuses the open request rather than opening another — otherwise a client in a retry loop fills the table with requests nobody will ever approve.</w:t>
+      </w:r>
+    </w:p>
+    <w:p>
+      <w:pPr>
+        <w:pStyle w:val="ListBullet"/>
+      </w:pPr>
+      <w:r>
+        <w:rPr>
+          <w:sz w:val="20"/>
+        </w:rPr>
+        <w:t>approvals_required must be at least 2 when dual control is enabled; the configuration is rejected otherwise, because dual control with a single signature is almost always a misconfiguration rather than an intent.</w:t>
+      </w:r>
+    </w:p>
+    <w:p/>
+    <w:p>
+      <w:r>
+        <w:rPr>
+          <w:b w:val="0"/>
+          <w:i/>
+          <w:sz w:val="18"/>
+        </w:rPr>
+        <w:t>Nothing here is a KMIP wire operation. The specification has no notion of a pending, out-of-band-approved request, so the refusal reaches the client as OperationFailed / PermissionDenied carrying the request id, and approvals are granted through kmip-admin.</w:t>
       </w:r>
     </w:p>
     <w:p/>
@@ -5338,6 +5526,170 @@
         <w:t>);</w:t>
         <w:br/>
         <w:t>CREATE INDEX idx_grants_object ON kmip_object_grants(object_uuid);</w:t>
+      </w:r>
+    </w:p>
+    <w:p/>
+    <w:p>
+      <w:r>
+        <w:rPr>
+          <w:b w:val="0"/>
+          <w:i/>
+          <w:sz w:val="18"/>
+        </w:rPr>
+        <w:t>A grantee may be an identity or the literal "group:&lt;name&gt;", which is what lets a grant follow team membership.</w:t>
+      </w:r>
+    </w:p>
+    <w:p/>
+    <w:p>
+      <w:pPr>
+        <w:pStyle w:val="Heading2"/>
+        <w:jc w:val="left"/>
+      </w:pPr>
+      <w:r>
+        <w:rPr>
+          <w:color w:val="1E7348"/>
+        </w:rPr>
+        <w:t>Table: kmip_identity_groups  (added with governance)</w:t>
+      </w:r>
+    </w:p>
+    <w:p>
+      <w:pPr>
+        <w:ind w:left="567"/>
+        <w:shd w:val="clear" w:color="auto" w:fill="EEF2FF"/>
+      </w:pPr>
+      <w:r>
+        <w:rPr>
+          <w:rFonts w:ascii="Courier New" w:hAnsi="Courier New"/>
+          <w:color w:val="1A1A5E"/>
+          <w:sz w:val="17"/>
+        </w:rPr>
+        <w:t>CREATE TABLE kmip_identity_groups (</w:t>
+        <w:br/>
+        <w:t xml:space="preserve">  identity   TEXT NOT NULL,</w:t>
+        <w:br/>
+        <w:t xml:space="preserve">  group_name TEXT NOT NULL,</w:t>
+        <w:br/>
+        <w:t xml:space="preserve">  PRIMARY KEY (identity, group_name)</w:t>
+        <w:br/>
+        <w:t>);</w:t>
+      </w:r>
+    </w:p>
+    <w:p/>
+    <w:p>
+      <w:pPr>
+        <w:pStyle w:val="Heading2"/>
+        <w:jc w:val="left"/>
+      </w:pPr>
+      <w:r>
+        <w:rPr>
+          <w:color w:val="1E7348"/>
+        </w:rPr>
+        <w:t>Table: kmip_role_permissions  (added with governance)</w:t>
+      </w:r>
+    </w:p>
+    <w:p>
+      <w:pPr>
+        <w:ind w:left="567"/>
+        <w:shd w:val="clear" w:color="auto" w:fill="EEF2FF"/>
+      </w:pPr>
+      <w:r>
+        <w:rPr>
+          <w:rFonts w:ascii="Courier New" w:hAnsi="Courier New"/>
+          <w:color w:val="1A1A5E"/>
+          <w:sz w:val="17"/>
+        </w:rPr>
+        <w:t>CREATE TABLE kmip_role_permissions (</w:t>
+        <w:br/>
+        <w:t xml:space="preserve">  role           TEXT NOT NULL,</w:t>
+        <w:br/>
+        <w:t xml:space="preserve">  operation_name TEXT NOT NULL,   -- e.g. 'Get', 'Destroy'</w:t>
+        <w:br/>
+        <w:t xml:space="preserve">  PRIMARY KEY (role, operation_name)</w:t>
+        <w:br/>
+        <w:t>);</w:t>
+      </w:r>
+    </w:p>
+    <w:p/>
+    <w:p>
+      <w:r>
+        <w:rPr>
+          <w:b w:val="0"/>
+          <w:i/>
+          <w:sz w:val="18"/>
+        </w:rPr>
+        <w:t>A role with no rows here places no operation restriction on its holders — the allowlist is opt-in, so adding a role never silently locks anyone out.</w:t>
+      </w:r>
+    </w:p>
+    <w:p/>
+    <w:p>
+      <w:pPr>
+        <w:pStyle w:val="Heading2"/>
+        <w:jc w:val="left"/>
+      </w:pPr>
+      <w:r>
+        <w:rPr>
+          <w:color w:val="1E7348"/>
+        </w:rPr>
+        <w:t>Tables: kmip_approval_requests / kmip_approvals  (dual control)</w:t>
+      </w:r>
+    </w:p>
+    <w:p>
+      <w:pPr>
+        <w:ind w:left="567"/>
+        <w:shd w:val="clear" w:color="auto" w:fill="EEF2FF"/>
+      </w:pPr>
+      <w:r>
+        <w:rPr>
+          <w:rFonts w:ascii="Courier New" w:hAnsi="Courier New"/>
+          <w:color w:val="1A1A5E"/>
+          <w:sz w:val="17"/>
+        </w:rPr>
+        <w:t>CREATE TABLE kmip_approval_requests (</w:t>
+        <w:br/>
+        <w:t xml:space="preserve">  request_id     TEXT PRIMARY KEY,</w:t>
+        <w:br/>
+        <w:t xml:space="preserve">  operation_name TEXT NOT NULL,</w:t>
+        <w:br/>
+        <w:t xml:space="preserve">  object_uid     TEXT,</w:t>
+        <w:br/>
+        <w:t xml:space="preserve">  requester      TEXT NOT NULL,</w:t>
+        <w:br/>
+        <w:t xml:space="preserve">  required       INTEGER NOT NULL,   -- how many OTHER identities must approve</w:t>
+        <w:br/>
+        <w:t xml:space="preserve">  created_at     REAL NOT NULL,</w:t>
+        <w:br/>
+        <w:t xml:space="preserve">  expires_at     REAL NOT NULL,</w:t>
+        <w:br/>
+        <w:t xml:space="preserve">  consumed_at    REAL                -- NULL until the approval is spent</w:t>
+        <w:br/>
+        <w:t>);</w:t>
+        <w:br/>
+        <w:t>CREATE TABLE kmip_approvals (</w:t>
+        <w:br/>
+        <w:t xml:space="preserve">  request_id  TEXT NOT NULL REFERENCES kmip_approval_requests(request_id) ON DELETE CASCADE,</w:t>
+        <w:br/>
+        <w:t xml:space="preserve">  approver    TEXT NOT NULL,</w:t>
+        <w:br/>
+        <w:t xml:space="preserve">  approved_at REAL NOT NULL,</w:t>
+        <w:br/>
+        <w:t xml:space="preserve">  PRIMARY KEY (request_id, approver)</w:t>
+        <w:br/>
+        <w:t>);</w:t>
+        <w:br/>
+        <w:t>CREATE INDEX idx_approval_lookup</w:t>
+        <w:br/>
+        <w:t xml:space="preserve">  ON kmip_approval_requests(operation_name, object_uid, requester, consumed_at);</w:t>
+      </w:r>
+    </w:p>
+    <w:p/>
+    <w:p>
+      <w:r>
+        <w:rPr>
+          <w:b w:val="0"/>
+          <w:i/>
+          <w:sz w:val="18"/>
+        </w:rPr>
+        <w:t>consumed_at is what makes an approval authorise one attempt rather than becoming a standing permission; the primary key on kmip_approvals is what makes one approver signing twice still count once.</w:t>
       </w:r>
     </w:p>
     <w:p/>
@@ -6084,7 +6436,7 @@
           <w:i w:val="0"/>
           <w:sz w:val="20"/>
         </w:rPr>
-        <w:t>The metadata store is not encrypted at rest and there is no backup/restore tooling today (tracked in Section 14). Divergence between PKCS#11 token state and metadata store state has no automated detection or reconciliation procedure.</w:t>
+        <w:t>Secret blobs with no PKCS#11 object behind them (SecretData, OpaqueObject, SplitKey shares) are enveloped under an HSM-resident, non-extractable master key, so the database is useless without the token that holds it — back up and protect the two together. Backup and restore are tooled (kmip-admin backup) with token-pairing checks. Divergence between PKCS#11 token state and metadata store state still has no automated detection or reconciliation procedure.</w:t>
       </w:r>
     </w:p>
     <w:p/>
@@ -6126,7 +6478,7 @@
           <w:i w:val="0"/>
           <w:sz w:val="20"/>
         </w:rPr>
-        <w:t>Originally out of scope for this document; found later to be a real gap, not a future nice-to-have — every operation handler received an identity string but never checked it against anything, and "authentication" was one shared PIN shared by every caller. Fixed with the three-tier model in Section 10.2 (admin role, ownership, delegated grants). Remaining gap: no groups, no per-role operation allowlist, no dual-control / M-of-N approval for destructive operations.</w:t>
+        <w:t>Originally out of scope for this document; found later to be a real gap, not a future nice-to-have — every operation handler received an identity string but never checked it against anything, and "authentication" was one shared PIN shared by every caller. Fixed with the three-tier model in Section 10.2 (admin role, ownership, delegated grants), later extended with group grants, per-role operation allowlists and dual control for destructive operations (Section 10.3).</w:t>
       </w:r>
     </w:p>
     <w:p/>
@@ -6407,7 +6759,7 @@
               <w:rPr>
                 <w:sz w:val="18"/>
               </w:rPr>
-              <w:t>Owner-only enforcement, admin role, delegated per-object grants (Section 10.2)</w:t>
+              <w:t>Owner-only enforcement, admin role, delegated per-object grants, group grants, per-role operation allowlists (Section 10.2)</w:t>
             </w:r>
           </w:p>
         </w:tc>
@@ -6423,7 +6775,7 @@
               <w:rPr>
                 <w:sz w:val="18"/>
               </w:rPr>
-              <w:t>Session concurrency</w:t>
+              <w:t>Governance</w:t>
             </w:r>
           </w:p>
         </w:tc>
@@ -6437,7 +6789,157 @@
               <w:rPr>
                 <w:sz w:val="18"/>
               </w:rPr>
-              <w:t>Single locked PKCS#11 session — the permanent design, not a stopgap (Section 13)</w:t>
+              <w:t>Cryptoperiod enforcement with scheduled deactivation and optional auto-rotation; dual control (M-of-N approval) for destructive operations, with the requester barred from approving their own request</w:t>
+            </w:r>
+          </w:p>
+        </w:tc>
+      </w:tr>
+      <w:tr>
+        <w:tc>
+          <w:tcPr>
+            <w:tcW w:type="dxa" w:w="2551"/>
+            <w:shd w:val="clear" w:color="auto" w:fill="EBF5FB"/>
+          </w:tcPr>
+          <w:p>
+            <w:r>
+              <w:rPr>
+                <w:sz w:val="18"/>
+              </w:rPr>
+              <w:t>Data at rest</w:t>
+            </w:r>
+          </w:p>
+        </w:tc>
+        <w:tc>
+          <w:tcPr>
+            <w:tcW w:type="dxa" w:w="7654"/>
+            <w:shd w:val="clear" w:color="auto" w:fill="EBF5FB"/>
+          </w:tcPr>
+          <w:p>
+            <w:r>
+              <w:rPr>
+                <w:sz w:val="18"/>
+              </w:rPr>
+              <w:t>SecretData/OpaqueObject/SplitKey blobs enveloped under an HSM-resident, non-extractable AES master key; online backup/restore with token-pairing checks</w:t>
+            </w:r>
+          </w:p>
+        </w:tc>
+      </w:tr>
+      <w:tr>
+        <w:tc>
+          <w:tcPr>
+            <w:tcW w:type="dxa" w:w="2551"/>
+            <w:shd w:val="clear" w:color="auto" w:fill="FFFFFF"/>
+          </w:tcPr>
+          <w:p>
+            <w:r>
+              <w:rPr>
+                <w:sz w:val="18"/>
+              </w:rPr>
+              <w:t>Audit</w:t>
+            </w:r>
+          </w:p>
+        </w:tc>
+        <w:tc>
+          <w:tcPr>
+            <w:tcW w:type="dxa" w:w="7654"/>
+            <w:shd w:val="clear" w:color="auto" w:fill="FFFFFF"/>
+          </w:tcPr>
+          <w:p>
+            <w:r>
+              <w:rPr>
+                <w:sz w:val="18"/>
+              </w:rPr>
+              <w:t>Append-only, hash-chained record of every operation, with cross-process chain safety and an offline verifier</w:t>
+            </w:r>
+          </w:p>
+        </w:tc>
+      </w:tr>
+      <w:tr>
+        <w:tc>
+          <w:tcPr>
+            <w:tcW w:type="dxa" w:w="2551"/>
+            <w:shd w:val="clear" w:color="auto" w:fill="EBF5FB"/>
+          </w:tcPr>
+          <w:p>
+            <w:r>
+              <w:rPr>
+                <w:sz w:val="18"/>
+              </w:rPr>
+              <w:t>Transport</w:t>
+            </w:r>
+          </w:p>
+        </w:tc>
+        <w:tc>
+          <w:tcPr>
+            <w:tcW w:type="dxa" w:w="7654"/>
+            <w:shd w:val="clear" w:color="auto" w:fill="EBF5FB"/>
+          </w:tcPr>
+          <w:p>
+            <w:r>
+              <w:rPr>
+                <w:sz w:val="18"/>
+              </w:rPr>
+              <w:t>TLS enforced by default (TLS 1.2 floor), hot certificate reload on SIGHUP, optional mTLS-derived identity</w:t>
+            </w:r>
+          </w:p>
+        </w:tc>
+      </w:tr>
+      <w:tr>
+        <w:tc>
+          <w:tcPr>
+            <w:tcW w:type="dxa" w:w="2551"/>
+            <w:shd w:val="clear" w:color="auto" w:fill="FFFFFF"/>
+          </w:tcPr>
+          <w:p>
+            <w:r>
+              <w:rPr>
+                <w:sz w:val="18"/>
+              </w:rPr>
+              <w:t>Operability</w:t>
+            </w:r>
+          </w:p>
+        </w:tc>
+        <w:tc>
+          <w:tcPr>
+            <w:tcW w:type="dxa" w:w="7654"/>
+            <w:shd w:val="clear" w:color="auto" w:fill="FFFFFF"/>
+          </w:tcPr>
+          <w:p>
+            <w:r>
+              <w:rPr>
+                <w:sz w:val="18"/>
+              </w:rPr>
+              <w:t>YAML configuration, kmip-server and kmip-admin console scripts, Prometheus metrics, health/readiness endpoints, JSON logging, systemd unit and container image</w:t>
+            </w:r>
+          </w:p>
+        </w:tc>
+      </w:tr>
+      <w:tr>
+        <w:tc>
+          <w:tcPr>
+            <w:tcW w:type="dxa" w:w="2551"/>
+            <w:shd w:val="clear" w:color="auto" w:fill="EBF5FB"/>
+          </w:tcPr>
+          <w:p>
+            <w:r>
+              <w:rPr>
+                <w:sz w:val="18"/>
+              </w:rPr>
+              <w:t>Session concurrency</w:t>
+            </w:r>
+          </w:p>
+        </w:tc>
+        <w:tc>
+          <w:tcPr>
+            <w:tcW w:type="dxa" w:w="7654"/>
+            <w:shd w:val="clear" w:color="auto" w:fill="EBF5FB"/>
+          </w:tcPr>
+          <w:p>
+            <w:r>
+              <w:rPr>
+                <w:sz w:val="18"/>
+              </w:rPr>
+              <w:t>Single locked PKCS#11 session per process, plus a pre-fork multi-process worker pool — the permanent design, not a stopgap (Section 13)</w:t>
             </w:r>
           </w:p>
         </w:tc>
@@ -6540,7 +7042,7 @@
               <w:rPr>
                 <w:sz w:val="18"/>
               </w:rPr>
-              <w:t>Audit</w:t>
+              <w:t>Audit anchoring</w:t>
             </w:r>
           </w:p>
         </w:tc>
@@ -6554,7 +7056,7 @@
               <w:rPr>
                 <w:sz w:val="18"/>
               </w:rPr>
-              <w:t>No persisted, queryable, tamper-evident log of who did what to which object when</w:t>
+              <w:t>The chain is hash-linked and append-only, so tampering is detectable, but it is not anchored anywhere external — a consistent rewrite of the whole log leaves no trace</w:t>
             </w:r>
           </w:p>
         </w:tc>
@@ -6570,7 +7072,7 @@
               <w:rPr>
                 <w:sz w:val="18"/>
               </w:rPr>
-              <w:t>TLS</w:t>
+              <w:t>Certificate issuance</w:t>
             </w:r>
           </w:p>
         </w:tc>
@@ -6584,7 +7086,7 @@
               <w:rPr>
                 <w:sz w:val="18"/>
               </w:rPr>
-              <w:t>Optional, not enforced by default; static cert/key path, no rotation or ACME</w:t>
+              <w:t>TLS is enforced and renewed material hot-reloads, but obtaining and renewing certificates is left to the operator; there is no ACME client</w:t>
             </w:r>
           </w:p>
         </w:tc>
@@ -6614,7 +7116,7 @@
               <w:rPr>
                 <w:sz w:val="18"/>
               </w:rPr>
-              <w:t>SoftHSM2 is not FIPS 140-2/3 or Common Criteria validated</w:t>
+              <w:t>SoftHSM2 is not FIPS 140-2/3 or Common Criteria validated. The PKCS#11 boundary means a validated token can be swapped in with no change above pkcs11_shim/, but that swap has not been made here</w:t>
             </w:r>
           </w:p>
         </w:tc>
@@ -6630,7 +7132,7 @@
               <w:rPr>
                 <w:sz w:val="18"/>
               </w:rPr>
-              <w:t>RBAC depth</w:t>
+              <w:t>Multi-tenancy</w:t>
             </w:r>
           </w:p>
         </w:tc>
@@ -6644,7 +7146,7 @@
               <w:rPr>
                 <w:sz w:val="18"/>
               </w:rPr>
-              <w:t>No groups, no per-role operation allowlist, no dual control / M-of-N approval for destructive operations</w:t>
+              <w:t>Groups and role allowlists partition access, not the namespace: object names, Locate queries and quotas are global, so isolation today means one deployment per tenant</w:t>
             </w:r>
           </w:p>
         </w:tc>
@@ -6660,7 +7162,7 @@
               <w:rPr>
                 <w:sz w:val="18"/>
               </w:rPr>
-              <w:t>HA / backup</w:t>
+              <w:t>HA</w:t>
             </w:r>
           </w:p>
         </w:tc>
@@ -6674,7 +7176,7 @@
               <w:rPr>
                 <w:sz w:val="18"/>
               </w:rPr>
-              <w:t>Single process, single SQLite file, single HSM token; no clustering, replication, or coordinated backup/restore</w:t>
+              <w:t>Single SQLite file, single HSM token; no clustering or replication. Backup and restore are tooled but point-in-time rather than continuous</w:t>
             </w:r>
           </w:p>
         </w:tc>
@@ -6690,7 +7192,7 @@
               <w:rPr>
                 <w:sz w:val="18"/>
               </w:rPr>
-              <w:t>Key governance</w:t>
+              <w:t>Second storage backend / HSM failover</w:t>
             </w:r>
           </w:p>
         </w:tc>
@@ -6704,7 +7206,7 @@
               <w:rPr>
                 <w:sz w:val="18"/>
               </w:rPr>
-              <w:t>No cryptoperiod enforcement, auto-rotation, or expiry alerting — every lifecycle transition is reactive to an explicit client call</w:t>
+              <w:t>The store is heavily SQLite-specific (PRAGMA user_version, json_extract, RAISE(ABORT) triggers); both need infrastructure this project has not been able to test against</w:t>
             </w:r>
           </w:p>
         </w:tc>
@@ -6720,6 +7222,36 @@
               <w:rPr>
                 <w:sz w:val="18"/>
               </w:rPr>
+              <w:t>Worker scaling</w:t>
+            </w:r>
+          </w:p>
+        </w:tc>
+        <w:tc>
+          <w:tcPr>
+            <w:tcW w:type="dxa" w:w="7654"/>
+            <w:shd w:val="clear" w:color="auto" w:fill="EBF5FB"/>
+          </w:tcPr>
+          <w:p>
+            <w:r>
+              <w:rPr>
+                <w:sz w:val="18"/>
+              </w:rPr>
+              <w:t>~1.5x rather than linear: the hash-chained audit log serialises every audited operation on one database write lock</w:t>
+            </w:r>
+          </w:p>
+        </w:tc>
+      </w:tr>
+      <w:tr>
+        <w:tc>
+          <w:tcPr>
+            <w:tcW w:type="dxa" w:w="2551"/>
+            <w:shd w:val="clear" w:color="auto" w:fill="FFFFFF"/>
+          </w:tcPr>
+          <w:p>
+            <w:r>
+              <w:rPr>
+                <w:sz w:val="18"/>
+              </w:rPr>
               <w:t>Query surface</w:t>
             </w:r>
           </w:p>
@@ -6727,7 +7259,7 @@
         <w:tc>
           <w:tcPr>
             <w:tcW w:type="dxa" w:w="7654"/>
-            <w:shd w:val="clear" w:color="auto" w:fill="EBF5FB"/>
+            <w:shd w:val="clear" w:color="auto" w:fill="FFFFFF"/>
           </w:tcPr>
           <w:p>
             <w:r>

--- a/KMIP_PKCS11_Design_Document.docx
+++ b/KMIP_PKCS11_Design_Document.docx
@@ -40,7 +40,7 @@
         <w:rPr>
           <w:sz w:val="20"/>
         </w:rPr>
-        <w:t>Version 1.0  ·  August 18, 2026</w:t>
+        <w:t>Version 1.0  ·  August 22, 2026</w:t>
         <w:br/>
         <w:t>Classification: Internal</w:t>
       </w:r>

--- a/KMIP_PKCS11_Design_Document.docx
+++ b/KMIP_PKCS11_Design_Document.docx
@@ -40,7 +40,7 @@
         <w:rPr>
           <w:sz w:val="20"/>
         </w:rPr>
-        <w:t>Version 1.0  ·  August 22, 2026</w:t>
+        <w:t>Version 1.0  ·  September 03, 2026</w:t>
         <w:br/>
         <w:t>Classification: Internal</w:t>
       </w:r>

--- a/KMIP_PKCS11_Design_Document.docx
+++ b/KMIP_PKCS11_Design_Document.docx
@@ -40,7 +40,7 @@
         <w:rPr>
           <w:sz w:val="20"/>
         </w:rPr>
-        <w:t>Version 1.0  ·  September 03, 2026</w:t>
+        <w:t>Version 1.0  ·  September 11, 2026</w:t>
         <w:br/>
         <w:t>Classification: Internal</w:t>
       </w:r>
